--- a/Fase 2/Evidencias Individuales/Felipe_Cariz_2.1_APT122_DiarioReflexionFase2.docx
+++ b/Fase 2/Evidencias Individuales/Felipe_Cariz_2.1_APT122_DiarioReflexionFase2.docx
@@ -1,6 +1,6 @@
 
 <file path=word/document.xml><?xml version="1.0" encoding="utf-8"?>
-<w:document xmlns:wpc="http://schemas.microsoft.com/office/word/2010/wordprocessingCanvas" xmlns:cx="http://schemas.microsoft.com/office/drawing/2014/chartex" xmlns:mc="http://schemas.openxmlformats.org/markup-compatibility/2006" xmlns:o="urn:schemas-microsoft-com:office:office" xmlns:r="http://schemas.openxmlformats.org/officeDocument/2006/relationships" xmlns:m="http://schemas.openxmlformats.org/officeDocument/2006/math" xmlns:v="urn:schemas-microsoft-com:vml" xmlns:wp14="http://schemas.microsoft.com/office/word/2010/wordprocessingDrawing" xmlns:wp="http://schemas.openxmlformats.org/drawingml/2006/wordprocessingDrawing" xmlns:w10="urn:schemas-microsoft-com:office:word" xmlns:w="http://schemas.openxmlformats.org/wordprocessingml/2006/main" xmlns:w14="http://schemas.microsoft.com/office/word/2010/wordml" xmlns:w15="http://schemas.microsoft.com/office/word/2012/wordml" xmlns:w16se="http://schemas.microsoft.com/office/word/2015/wordml/symex" xmlns:wpg="http://schemas.microsoft.com/office/word/2010/wordprocessingGroup" xmlns:wpi="http://schemas.microsoft.com/office/word/2010/wordprocessingInk" xmlns:wne="http://schemas.microsoft.com/office/word/2006/wordml" xmlns:wps="http://schemas.microsoft.com/office/word/2010/wordprocessingShape" mc:Ignorable="w14 w15 w16se wp14">
+<w:document xmlns:wpc="http://schemas.microsoft.com/office/word/2010/wordprocessingCanvas" xmlns:cx="http://schemas.microsoft.com/office/drawing/2014/chartex" xmlns:cx1="http://schemas.microsoft.com/office/drawing/2015/9/8/chartex" xmlns:cx2="http://schemas.microsoft.com/office/drawing/2015/10/21/chartex" xmlns:cx3="http://schemas.microsoft.com/office/drawing/2016/5/9/chartex" xmlns:cx4="http://schemas.microsoft.com/office/drawing/2016/5/10/chartex" xmlns:cx5="http://schemas.microsoft.com/office/drawing/2016/5/11/chartex" xmlns:cx6="http://schemas.microsoft.com/office/drawing/2016/5/12/chartex" xmlns:cx7="http://schemas.microsoft.com/office/drawing/2016/5/13/chartex" xmlns:cx8="http://schemas.microsoft.com/office/drawing/2016/5/14/chartex" xmlns:mc="http://schemas.openxmlformats.org/markup-compatibility/2006" xmlns:aink="http://schemas.microsoft.com/office/drawing/2016/ink" xmlns:am3d="http://schemas.microsoft.com/office/drawing/2017/model3d" xmlns:o="urn:schemas-microsoft-com:office:office" xmlns:oel="http://schemas.microsoft.com/office/2019/extlst" xmlns:r="http://schemas.openxmlformats.org/officeDocument/2006/relationships" xmlns:m="http://schemas.openxmlformats.org/officeDocument/2006/math" xmlns:v="urn:schemas-microsoft-com:vml" xmlns:wp14="http://schemas.microsoft.com/office/word/2010/wordprocessingDrawing" xmlns:wp="http://schemas.openxmlformats.org/drawingml/2006/wordprocessingDrawing" xmlns:w10="urn:schemas-microsoft-com:office:word" xmlns:w="http://schemas.openxmlformats.org/wordprocessingml/2006/main" xmlns:w14="http://schemas.microsoft.com/office/word/2010/wordml" xmlns:w15="http://schemas.microsoft.com/office/word/2012/wordml" xmlns:w16cex="http://schemas.microsoft.com/office/word/2018/wordml/cex" xmlns:w16cid="http://schemas.microsoft.com/office/word/2016/wordml/cid" xmlns:w16="http://schemas.microsoft.com/office/word/2018/wordml" xmlns:w16du="http://schemas.microsoft.com/office/word/2023/wordml/word16du" xmlns:w16sdtdh="http://schemas.microsoft.com/office/word/2020/wordml/sdtdatahash" xmlns:w16sdtfl="http://schemas.microsoft.com/office/word/2024/wordml/sdtformatlock" xmlns:w16se="http://schemas.microsoft.com/office/word/2015/wordml/symex" xmlns:wpg="http://schemas.microsoft.com/office/word/2010/wordprocessingGroup" xmlns:wpi="http://schemas.microsoft.com/office/word/2010/wordprocessingInk" xmlns:wne="http://schemas.microsoft.com/office/word/2006/wordml" xmlns:wps="http://schemas.microsoft.com/office/word/2010/wordprocessingShape" mc:Ignorable="w14 w15 w16se w16cid w16 w16cex w16sdtdh w16sdtfl w16du wp14">
   <w:body>
     <w:p/>
     <w:tbl>
@@ -286,7 +286,25 @@
                 <w:sz w:val="24"/>
                 <w:szCs w:val="24"/>
               </w:rPr>
-              <w:t>1. Mira tu carta Gantt y reflexiona sobre los avances de tu Proyecto APT</w:t>
+              <w:t xml:space="preserve">1. Mira </w:t>
+            </w:r>
+            <w:proofErr w:type="spellStart"/>
+            <w:r>
+              <w:rPr>
+                <w:rFonts w:eastAsiaTheme="majorEastAsia"/>
+                <w:sz w:val="24"/>
+                <w:szCs w:val="24"/>
+              </w:rPr>
+              <w:t>tu</w:t>
+            </w:r>
+            <w:proofErr w:type="spellEnd"/>
+            <w:r>
+              <w:rPr>
+                <w:rFonts w:eastAsiaTheme="majorEastAsia"/>
+                <w:sz w:val="24"/>
+                <w:szCs w:val="24"/>
+              </w:rPr>
+              <w:t xml:space="preserve"> carta Gantt y reflexiona sobre los avances de tu Proyecto APT</w:t>
             </w:r>
           </w:p>
         </w:tc>
@@ -330,6 +348,35 @@
                 <w:szCs w:val="24"/>
               </w:rPr>
             </w:pPr>
+          </w:p>
+          <w:p>
+            <w:pPr>
+              <w:jc w:val="both"/>
+              <w:rPr>
+                <w:rFonts w:ascii="Calibri" w:hAnsi="Calibri"/>
+                <w:b/>
+                <w:bCs/>
+                <w:color w:val="1F4E79" w:themeColor="accent1" w:themeShade="80"/>
+              </w:rPr>
+            </w:pPr>
+            <w:r>
+              <w:rPr>
+                <w:rFonts w:ascii="Calibri" w:hAnsi="Calibri"/>
+                <w:b/>
+                <w:bCs/>
+                <w:color w:val="1F4E79" w:themeColor="accent1" w:themeShade="80"/>
+              </w:rPr>
+              <w:t xml:space="preserve">R: </w:t>
+            </w:r>
+            <w:r>
+              <w:rPr>
+                <w:rFonts w:ascii="Calibri" w:hAnsi="Calibri"/>
+                <w:b/>
+                <w:bCs/>
+                <w:color w:val="1F4E79" w:themeColor="accent1" w:themeShade="80"/>
+              </w:rPr>
+              <w:t>Considero que hemos logrado avanzar de manera satisfactoria respecto de los tiempos establecidos en nuestra carta Gantt, cumpliendo gran parte de las actividades planificadas. Sin embargo, hemos enfrentado algunas dificultades relacionadas principalmente con la comunicación y coordinación entre los integrantes del equipo, especialmente al momento de realizar modificaciones en el proyecto. A pesar de estas situaciones, hemos mantenido un ritmo de trabajo adecuado, lo que nos ha permitido continuar avanzando hacia los objetivos establecidos.</w:t>
+            </w:r>
           </w:p>
           <w:p>
             <w:pPr>
@@ -477,6 +524,35 @@
                 <w:color w:val="1F4E79" w:themeColor="accent1" w:themeShade="80"/>
               </w:rPr>
             </w:pPr>
+            <w:r>
+              <w:rPr>
+                <w:rFonts w:ascii="Calibri" w:hAnsi="Calibri"/>
+                <w:b/>
+                <w:bCs/>
+                <w:color w:val="1F4E79" w:themeColor="accent1" w:themeShade="80"/>
+              </w:rPr>
+              <w:t xml:space="preserve">R: </w:t>
+            </w:r>
+            <w:r>
+              <w:rPr>
+                <w:rFonts w:ascii="Calibri" w:hAnsi="Calibri"/>
+                <w:b/>
+                <w:bCs/>
+                <w:color w:val="1F4E79" w:themeColor="accent1" w:themeShade="80"/>
+              </w:rPr>
+              <w:t>Hemos abordado las dificultades mediante reuniones de coordinación y acuerdos entre los integrantes del equipo, buscando mejorar la comunicación y establecer criterios comunes para el desarrollo del proyecto. Asimismo, considero importante fortalecer la planificación de las actividades, informar oportunamente los cambios realizados y definir claramente las responsabilidades de cada integrante, con el objetivo de evitar trabajos duplicados y facilitar la integración de los distintos componentes del sistema.</w:t>
+            </w:r>
+          </w:p>
+          <w:p>
+            <w:pPr>
+              <w:jc w:val="both"/>
+              <w:rPr>
+                <w:rFonts w:ascii="Calibri" w:hAnsi="Calibri"/>
+                <w:b/>
+                <w:bCs/>
+                <w:color w:val="1F4E79" w:themeColor="accent1" w:themeShade="80"/>
+              </w:rPr>
+            </w:pPr>
           </w:p>
           <w:p>
             <w:pPr>
@@ -512,78 +588,6 @@
           <w:sz w:val="24"/>
           <w:szCs w:val="24"/>
           <w:lang w:eastAsia="ja-JP"/>
-        </w:rPr>
-      </w:pPr>
-    </w:p>
-    <w:p>
-      <w:pPr>
-        <w:spacing w:after="0" w:line="360" w:lineRule="auto"/>
-        <w:jc w:val="both"/>
-        <w:rPr>
-          <w:b/>
-          <w:bCs/>
-          <w:sz w:val="24"/>
-          <w:szCs w:val="24"/>
-        </w:rPr>
-      </w:pPr>
-    </w:p>
-    <w:p>
-      <w:pPr>
-        <w:spacing w:after="0" w:line="360" w:lineRule="auto"/>
-        <w:jc w:val="both"/>
-        <w:rPr>
-          <w:b/>
-          <w:bCs/>
-          <w:sz w:val="24"/>
-          <w:szCs w:val="24"/>
-        </w:rPr>
-      </w:pPr>
-    </w:p>
-    <w:p>
-      <w:pPr>
-        <w:spacing w:after="0" w:line="360" w:lineRule="auto"/>
-        <w:jc w:val="both"/>
-        <w:rPr>
-          <w:b/>
-          <w:bCs/>
-          <w:sz w:val="24"/>
-          <w:szCs w:val="24"/>
-        </w:rPr>
-      </w:pPr>
-    </w:p>
-    <w:p>
-      <w:pPr>
-        <w:spacing w:after="0" w:line="360" w:lineRule="auto"/>
-        <w:jc w:val="both"/>
-        <w:rPr>
-          <w:b/>
-          <w:bCs/>
-          <w:sz w:val="24"/>
-          <w:szCs w:val="24"/>
-        </w:rPr>
-      </w:pPr>
-    </w:p>
-    <w:p>
-      <w:pPr>
-        <w:spacing w:after="0" w:line="360" w:lineRule="auto"/>
-        <w:jc w:val="both"/>
-        <w:rPr>
-          <w:b/>
-          <w:bCs/>
-          <w:sz w:val="24"/>
-          <w:szCs w:val="24"/>
-        </w:rPr>
-      </w:pPr>
-    </w:p>
-    <w:p>
-      <w:pPr>
-        <w:spacing w:after="0" w:line="360" w:lineRule="auto"/>
-        <w:jc w:val="both"/>
-        <w:rPr>
-          <w:b/>
-          <w:bCs/>
-          <w:sz w:val="24"/>
-          <w:szCs w:val="24"/>
         </w:rPr>
       </w:pPr>
     </w:p>
@@ -685,7 +689,6 @@
                 <w:sz w:val="24"/>
                 <w:szCs w:val="24"/>
               </w:rPr>
-              <w:lastRenderedPageBreak/>
               <w:t>¿Cómo evalúas tu</w:t>
             </w:r>
             <w:r>
@@ -719,6 +722,46 @@
                 <w:szCs w:val="24"/>
               </w:rPr>
               <w:t xml:space="preserve">? </w:t>
+            </w:r>
+          </w:p>
+          <w:p>
+            <w:pPr>
+              <w:jc w:val="both"/>
+              <w:rPr>
+                <w:rFonts w:ascii="Calibri" w:hAnsi="Calibri"/>
+                <w:b/>
+                <w:bCs/>
+                <w:color w:val="1F4E79" w:themeColor="accent1" w:themeShade="80"/>
+              </w:rPr>
+            </w:pPr>
+          </w:p>
+          <w:p>
+            <w:pPr>
+              <w:jc w:val="both"/>
+              <w:rPr>
+                <w:rFonts w:ascii="Calibri" w:hAnsi="Calibri"/>
+                <w:b/>
+                <w:bCs/>
+                <w:color w:val="1F4E79" w:themeColor="accent1" w:themeShade="80"/>
+              </w:rPr>
+            </w:pPr>
+            <w:r>
+              <w:rPr>
+                <w:rFonts w:ascii="Calibri" w:hAnsi="Calibri"/>
+                <w:b/>
+                <w:bCs/>
+                <w:color w:val="1F4E79" w:themeColor="accent1" w:themeShade="80"/>
+              </w:rPr>
+              <w:t xml:space="preserve">R: </w:t>
+            </w:r>
+            <w:r>
+              <w:rPr>
+                <w:rFonts w:ascii="Calibri" w:hAnsi="Calibri"/>
+                <w:b/>
+                <w:bCs/>
+                <w:color w:val="1F4E79" w:themeColor="accent1" w:themeShade="80"/>
+              </w:rPr>
+              <w:t>Evalúo positivamente mi desempeño y los avances alcanzados hasta el momento, ya que considero que he contribuido al desarrollo del proyecto y al cumplimiento de las actividades asignadas. Destaco la disposición para resolver problemas técnicos, adaptarme a los cambios y colaborar con mis compañeros. Como aspecto por mejorar, considero necesario fortalecer la comunicación dentro del equipo, especialmente al momento de implementar modificaciones que puedan afectar el trabajo de otros integrantes. Esto nos permitirá mantener un desarrollo más ordenado y cumplir con los plazos establecidos para la entrega final.</w:t>
             </w:r>
           </w:p>
           <w:p>
@@ -879,6 +922,24 @@
                 <w:color w:val="1F4E79" w:themeColor="accent1" w:themeShade="80"/>
               </w:rPr>
             </w:pPr>
+            <w:r>
+              <w:rPr>
+                <w:rFonts w:ascii="Calibri" w:hAnsi="Calibri"/>
+                <w:b/>
+                <w:bCs/>
+                <w:color w:val="1F4E79" w:themeColor="accent1" w:themeShade="80"/>
+              </w:rPr>
+              <w:t xml:space="preserve">R: </w:t>
+            </w:r>
+            <w:r>
+              <w:rPr>
+                <w:rFonts w:ascii="Calibri" w:hAnsi="Calibri"/>
+                <w:b/>
+                <w:bCs/>
+                <w:color w:val="1F4E79" w:themeColor="accent1" w:themeShade="80"/>
+              </w:rPr>
+              <w:t>Mi principal inquietud está relacionada con la organización y presentación de la documentación requerida para la entrega final del Proyecto APT. Me gustaría aclarar cuáles son los documentos obligatorios, qué estructura deben tener y en qué orden deben presentarse. Además, sería importante conocer si existe algún formato específico o criterio de evaluación que debamos considerar, con la finalidad de asegurar que nuestra entrega cumpla correctamente con todos los requisitos establecidos.</w:t>
+            </w:r>
           </w:p>
           <w:p>
             <w:pPr>
@@ -1032,12 +1093,39 @@
             <w:pPr>
               <w:jc w:val="both"/>
               <w:rPr>
-                <w:rFonts w:eastAsiaTheme="majorEastAsia"/>
-                <w:color w:val="767171" w:themeColor="background2" w:themeShade="80"/>
-                <w:sz w:val="24"/>
-                <w:szCs w:val="24"/>
+                <w:rFonts w:ascii="Calibri" w:hAnsi="Calibri"/>
+                <w:b/>
+                <w:bCs/>
+                <w:color w:val="1F4E79" w:themeColor="accent1" w:themeShade="80"/>
               </w:rPr>
             </w:pPr>
+            <w:r>
+              <w:rPr>
+                <w:rFonts w:ascii="Calibri" w:hAnsi="Calibri"/>
+                <w:b/>
+                <w:bCs/>
+                <w:color w:val="1F4E79" w:themeColor="accent1" w:themeShade="80"/>
+              </w:rPr>
+              <w:t>R:</w:t>
+            </w:r>
+            <w:r>
+              <w:rPr>
+                <w:rFonts w:ascii="Calibri" w:hAnsi="Calibri"/>
+                <w:b/>
+                <w:bCs/>
+                <w:color w:val="1F4E79" w:themeColor="accent1" w:themeShade="80"/>
+              </w:rPr>
+              <w:t xml:space="preserve"> </w:t>
+            </w:r>
+            <w:r>
+              <w:rPr>
+                <w:rFonts w:ascii="Calibri" w:hAnsi="Calibri"/>
+                <w:b/>
+                <w:bCs/>
+                <w:color w:val="1F4E79" w:themeColor="accent1" w:themeShade="80"/>
+              </w:rPr>
+              <w:t>Considero que es necesario revisar y eventualmente redistribuir algunas actividades entre los integrantes del equipo, tomando en cuenta el estado actual del proyecto, las tareas pendientes y la carga de trabajo de cada uno. Esto deberá ser definido durante nuestra próxima reunión de coordinación, donde podremos establecer nuevas responsabilidades y prioridades, especialmente en aquellas actividades relacionadas con la integración de los microservicios, las pruebas del sistema y la preparación de la documentación final.</w:t>
+            </w:r>
           </w:p>
           <w:p>
             <w:pPr>
@@ -1141,8 +1229,6 @@
               </w:rPr>
               <w:t>. APT  grupal</w:t>
             </w:r>
-            <w:bookmarkStart w:id="0" w:name="_GoBack"/>
-            <w:bookmarkEnd w:id="0"/>
           </w:p>
         </w:tc>
       </w:tr>
@@ -1190,12 +1276,61 @@
             <w:pPr>
               <w:jc w:val="both"/>
               <w:rPr>
-                <w:rFonts w:eastAsiaTheme="majorEastAsia"/>
-                <w:color w:val="767171" w:themeColor="background2" w:themeShade="80"/>
-                <w:sz w:val="24"/>
-                <w:szCs w:val="24"/>
+                <w:rFonts w:ascii="Calibri" w:hAnsi="Calibri"/>
+                <w:b/>
+                <w:bCs/>
+                <w:color w:val="1F4E79" w:themeColor="accent1" w:themeShade="80"/>
               </w:rPr>
             </w:pPr>
+            <w:r>
+              <w:rPr>
+                <w:rFonts w:ascii="Calibri" w:hAnsi="Calibri"/>
+                <w:b/>
+                <w:bCs/>
+                <w:color w:val="1F4E79" w:themeColor="accent1" w:themeShade="80"/>
+              </w:rPr>
+              <w:t xml:space="preserve">R: </w:t>
+            </w:r>
+            <w:r>
+              <w:rPr>
+                <w:rFonts w:ascii="Calibri" w:hAnsi="Calibri"/>
+                <w:b/>
+                <w:bCs/>
+                <w:color w:val="1F4E79" w:themeColor="accent1" w:themeShade="80"/>
+              </w:rPr>
+              <w:t>En términos generales, evaluamos positivamente el trabajo realizado como equipo, ya que hemos demostrado capacidad para avanzar en el desarrollo del proyecto, resolver dificultades técnicas y adaptarnos a los cambios que han surgido durante el proceso. Entre los aspectos positivos destacamos el compromiso con los objetivos y la rapidez con la que hemos logrado desarrollar distintas funcionalidades del sistema.</w:t>
+            </w:r>
+          </w:p>
+          <w:p>
+            <w:pPr>
+              <w:jc w:val="both"/>
+              <w:rPr>
+                <w:rFonts w:ascii="Calibri" w:hAnsi="Calibri"/>
+                <w:b/>
+                <w:bCs/>
+                <w:color w:val="1F4E79" w:themeColor="accent1" w:themeShade="80"/>
+              </w:rPr>
+            </w:pPr>
+          </w:p>
+          <w:p>
+            <w:pPr>
+              <w:jc w:val="both"/>
+              <w:rPr>
+                <w:rFonts w:ascii="Calibri" w:hAnsi="Calibri"/>
+                <w:b/>
+                <w:bCs/>
+                <w:color w:val="1F4E79" w:themeColor="accent1" w:themeShade="80"/>
+              </w:rPr>
+            </w:pPr>
+            <w:r>
+              <w:rPr>
+                <w:rFonts w:ascii="Calibri" w:hAnsi="Calibri"/>
+                <w:b/>
+                <w:bCs/>
+                <w:color w:val="1F4E79" w:themeColor="accent1" w:themeShade="80"/>
+              </w:rPr>
+              <w:t>No obstante, reconocemos que debemos mejorar la comunicación, la coordinación y el orden en que ejecutamos las actividades. Consideramos fundamental informar oportunamente los cambios realizados, mantener una planificación compartida y establecer responsabilidades claras, de manera que todos los integrantes conozcan el estado de avance del proyecto y podamos trabajar de forma más organizada y eficiente.</w:t>
+            </w:r>
           </w:p>
           <w:p>
             <w:pPr>
@@ -1272,7 +1407,7 @@
 </file>
 
 <file path=word/endnotes.xml><?xml version="1.0" encoding="utf-8"?>
-<w:endnotes xmlns:wpc="http://schemas.microsoft.com/office/word/2010/wordprocessingCanvas" xmlns:cx="http://schemas.microsoft.com/office/drawing/2014/chartex" xmlns:mc="http://schemas.openxmlformats.org/markup-compatibility/2006" xmlns:o="urn:schemas-microsoft-com:office:office" xmlns:r="http://schemas.openxmlformats.org/officeDocument/2006/relationships" xmlns:m="http://schemas.openxmlformats.org/officeDocument/2006/math" xmlns:v="urn:schemas-microsoft-com:vml" xmlns:wp14="http://schemas.microsoft.com/office/word/2010/wordprocessingDrawing" xmlns:wp="http://schemas.openxmlformats.org/drawingml/2006/wordprocessingDrawing" xmlns:w10="urn:schemas-microsoft-com:office:word" xmlns:w="http://schemas.openxmlformats.org/wordprocessingml/2006/main" xmlns:w14="http://schemas.microsoft.com/office/word/2010/wordml" xmlns:w15="http://schemas.microsoft.com/office/word/2012/wordml" xmlns:w16se="http://schemas.microsoft.com/office/word/2015/wordml/symex" xmlns:wpg="http://schemas.microsoft.com/office/word/2010/wordprocessingGroup" xmlns:wpi="http://schemas.microsoft.com/office/word/2010/wordprocessingInk" xmlns:wne="http://schemas.microsoft.com/office/word/2006/wordml" xmlns:wps="http://schemas.microsoft.com/office/word/2010/wordprocessingShape" mc:Ignorable="w14 w15 w16se wp14">
+<w:endnotes xmlns:wpc="http://schemas.microsoft.com/office/word/2010/wordprocessingCanvas" xmlns:cx="http://schemas.microsoft.com/office/drawing/2014/chartex" xmlns:cx1="http://schemas.microsoft.com/office/drawing/2015/9/8/chartex" xmlns:cx2="http://schemas.microsoft.com/office/drawing/2015/10/21/chartex" xmlns:cx3="http://schemas.microsoft.com/office/drawing/2016/5/9/chartex" xmlns:cx4="http://schemas.microsoft.com/office/drawing/2016/5/10/chartex" xmlns:cx5="http://schemas.microsoft.com/office/drawing/2016/5/11/chartex" xmlns:cx6="http://schemas.microsoft.com/office/drawing/2016/5/12/chartex" xmlns:cx7="http://schemas.microsoft.com/office/drawing/2016/5/13/chartex" xmlns:cx8="http://schemas.microsoft.com/office/drawing/2016/5/14/chartex" xmlns:mc="http://schemas.openxmlformats.org/markup-compatibility/2006" xmlns:aink="http://schemas.microsoft.com/office/drawing/2016/ink" xmlns:am3d="http://schemas.microsoft.com/office/drawing/2017/model3d" xmlns:o="urn:schemas-microsoft-com:office:office" xmlns:oel="http://schemas.microsoft.com/office/2019/extlst" xmlns:r="http://schemas.openxmlformats.org/officeDocument/2006/relationships" xmlns:m="http://schemas.openxmlformats.org/officeDocument/2006/math" xmlns:v="urn:schemas-microsoft-com:vml" xmlns:wp14="http://schemas.microsoft.com/office/word/2010/wordprocessingDrawing" xmlns:wp="http://schemas.openxmlformats.org/drawingml/2006/wordprocessingDrawing" xmlns:w10="urn:schemas-microsoft-com:office:word" xmlns:w="http://schemas.openxmlformats.org/wordprocessingml/2006/main" xmlns:w14="http://schemas.microsoft.com/office/word/2010/wordml" xmlns:w15="http://schemas.microsoft.com/office/word/2012/wordml" xmlns:w16cex="http://schemas.microsoft.com/office/word/2018/wordml/cex" xmlns:w16cid="http://schemas.microsoft.com/office/word/2016/wordml/cid" xmlns:w16="http://schemas.microsoft.com/office/word/2018/wordml" xmlns:w16du="http://schemas.microsoft.com/office/word/2023/wordml/word16du" xmlns:w16sdtdh="http://schemas.microsoft.com/office/word/2020/wordml/sdtdatahash" xmlns:w16sdtfl="http://schemas.microsoft.com/office/word/2024/wordml/sdtformatlock" xmlns:w16se="http://schemas.microsoft.com/office/word/2015/wordml/symex" xmlns:wpg="http://schemas.microsoft.com/office/word/2010/wordprocessingGroup" xmlns:wpi="http://schemas.microsoft.com/office/word/2010/wordprocessingInk" xmlns:wne="http://schemas.microsoft.com/office/word/2006/wordml" xmlns:wps="http://schemas.microsoft.com/office/word/2010/wordprocessingShape" mc:Ignorable="w14 w15 w16se w16cid w16 w16cex w16sdtdh w16sdtfl w16du wp14">
   <w:endnote w:type="separator" w:id="-1">
     <w:p>
       <w:pPr>
@@ -1297,7 +1432,7 @@
 </file>
 
 <file path=word/footer1.xml><?xml version="1.0" encoding="utf-8"?>
-<w:ftr xmlns:wpc="http://schemas.microsoft.com/office/word/2010/wordprocessingCanvas" xmlns:cx="http://schemas.microsoft.com/office/drawing/2014/chartex" xmlns:mc="http://schemas.openxmlformats.org/markup-compatibility/2006" xmlns:o="urn:schemas-microsoft-com:office:office" xmlns:r="http://schemas.openxmlformats.org/officeDocument/2006/relationships" xmlns:m="http://schemas.openxmlformats.org/officeDocument/2006/math" xmlns:v="urn:schemas-microsoft-com:vml" xmlns:wp14="http://schemas.microsoft.com/office/word/2010/wordprocessingDrawing" xmlns:wp="http://schemas.openxmlformats.org/drawingml/2006/wordprocessingDrawing" xmlns:w10="urn:schemas-microsoft-com:office:word" xmlns:w="http://schemas.openxmlformats.org/wordprocessingml/2006/main" xmlns:w14="http://schemas.microsoft.com/office/word/2010/wordml" xmlns:w15="http://schemas.microsoft.com/office/word/2012/wordml" xmlns:w16se="http://schemas.microsoft.com/office/word/2015/wordml/symex" xmlns:wpg="http://schemas.microsoft.com/office/word/2010/wordprocessingGroup" xmlns:wpi="http://schemas.microsoft.com/office/word/2010/wordprocessingInk" xmlns:wne="http://schemas.microsoft.com/office/word/2006/wordml" xmlns:wps="http://schemas.microsoft.com/office/word/2010/wordprocessingShape" mc:Ignorable="w14 w15 w16se wp14">
+<w:ftr xmlns:wpc="http://schemas.microsoft.com/office/word/2010/wordprocessingCanvas" xmlns:cx="http://schemas.microsoft.com/office/drawing/2014/chartex" xmlns:cx1="http://schemas.microsoft.com/office/drawing/2015/9/8/chartex" xmlns:cx2="http://schemas.microsoft.com/office/drawing/2015/10/21/chartex" xmlns:cx3="http://schemas.microsoft.com/office/drawing/2016/5/9/chartex" xmlns:cx4="http://schemas.microsoft.com/office/drawing/2016/5/10/chartex" xmlns:cx5="http://schemas.microsoft.com/office/drawing/2016/5/11/chartex" xmlns:cx6="http://schemas.microsoft.com/office/drawing/2016/5/12/chartex" xmlns:cx7="http://schemas.microsoft.com/office/drawing/2016/5/13/chartex" xmlns:cx8="http://schemas.microsoft.com/office/drawing/2016/5/14/chartex" xmlns:mc="http://schemas.openxmlformats.org/markup-compatibility/2006" xmlns:aink="http://schemas.microsoft.com/office/drawing/2016/ink" xmlns:am3d="http://schemas.microsoft.com/office/drawing/2017/model3d" xmlns:o="urn:schemas-microsoft-com:office:office" xmlns:oel="http://schemas.microsoft.com/office/2019/extlst" xmlns:r="http://schemas.openxmlformats.org/officeDocument/2006/relationships" xmlns:m="http://schemas.openxmlformats.org/officeDocument/2006/math" xmlns:v="urn:schemas-microsoft-com:vml" xmlns:wp14="http://schemas.microsoft.com/office/word/2010/wordprocessingDrawing" xmlns:wp="http://schemas.openxmlformats.org/drawingml/2006/wordprocessingDrawing" xmlns:w10="urn:schemas-microsoft-com:office:word" xmlns:w="http://schemas.openxmlformats.org/wordprocessingml/2006/main" xmlns:w14="http://schemas.microsoft.com/office/word/2010/wordml" xmlns:w15="http://schemas.microsoft.com/office/word/2012/wordml" xmlns:w16cex="http://schemas.microsoft.com/office/word/2018/wordml/cex" xmlns:w16cid="http://schemas.microsoft.com/office/word/2016/wordml/cid" xmlns:w16="http://schemas.microsoft.com/office/word/2018/wordml" xmlns:w16du="http://schemas.microsoft.com/office/word/2023/wordml/word16du" xmlns:w16sdtdh="http://schemas.microsoft.com/office/word/2020/wordml/sdtdatahash" xmlns:w16sdtfl="http://schemas.microsoft.com/office/word/2024/wordml/sdtformatlock" xmlns:w16se="http://schemas.microsoft.com/office/word/2015/wordml/symex" xmlns:wpg="http://schemas.microsoft.com/office/word/2010/wordprocessingGroup" xmlns:wpi="http://schemas.microsoft.com/office/word/2010/wordprocessingInk" xmlns:wne="http://schemas.microsoft.com/office/word/2006/wordml" xmlns:wps="http://schemas.microsoft.com/office/word/2010/wordprocessingShape" mc:Ignorable="w14 w15 w16se w16cid w16 w16cex w16sdtdh w16sdtfl w16du wp14">
   <w:sdt>
     <w:sdtPr>
       <w:id w:val="-937982979"/>
@@ -1306,7 +1441,6 @@
         <w:docPartUnique/>
       </w:docPartObj>
     </w:sdtPr>
-    <w:sdtEndPr/>
     <w:sdtContent>
       <w:p>
         <w:pPr>
@@ -1518,7 +1652,7 @@
             </mc:Choice>
             <mc:Fallback>
               <w:pict>
-                <v:group w14:anchorId="51D00065" id="Grupo 32" o:spid="_x0000_s1026" style="position:absolute;margin-left:0;margin-top:0;width:610.5pt;height:15pt;z-index:251659264;mso-width-percent:1000;mso-position-horizontal:center;mso-position-horizontal-relative:page;mso-position-vertical:center;mso-position-vertical-relative:bottom-margin-area;mso-width-percent:1000" coordorigin=",14970" coordsize="12255,300" o:gfxdata="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">
+                <v:group w14:anchorId="51D00065" id="Grupo 32" o:spid="_x0000_s1026" style="position:absolute;margin-left:0;margin-top:0;width:610.5pt;height:15pt;z-index:251659264;mso-width-percent:1000;mso-position-horizontal:center;mso-position-horizontal-relative:page;mso-position-vertical:center;mso-position-vertical-relative:bottom-margin-area;mso-width-percent:1000" coordorigin=",14970" coordsize="12255,300" o:gfxdata="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">
                   <v:shapetype id="_x0000_t202" coordsize="21600,21600" o:spt="202" path="m,l,21600r21600,l21600,xe">
                     <v:stroke joinstyle="miter"/>
                     <v:path gradientshapeok="t" o:connecttype="rect"/>
@@ -1585,7 +1719,7 @@
 </file>
 
 <file path=word/footnotes.xml><?xml version="1.0" encoding="utf-8"?>
-<w:footnotes xmlns:wpc="http://schemas.microsoft.com/office/word/2010/wordprocessingCanvas" xmlns:cx="http://schemas.microsoft.com/office/drawing/2014/chartex" xmlns:mc="http://schemas.openxmlformats.org/markup-compatibility/2006" xmlns:o="urn:schemas-microsoft-com:office:office" xmlns:r="http://schemas.openxmlformats.org/officeDocument/2006/relationships" xmlns:m="http://schemas.openxmlformats.org/officeDocument/2006/math" xmlns:v="urn:schemas-microsoft-com:vml" xmlns:wp14="http://schemas.microsoft.com/office/word/2010/wordprocessingDrawing" xmlns:wp="http://schemas.openxmlformats.org/drawingml/2006/wordprocessingDrawing" xmlns:w10="urn:schemas-microsoft-com:office:word" xmlns:w="http://schemas.openxmlformats.org/wordprocessingml/2006/main" xmlns:w14="http://schemas.microsoft.com/office/word/2010/wordml" xmlns:w15="http://schemas.microsoft.com/office/word/2012/wordml" xmlns:w16se="http://schemas.microsoft.com/office/word/2015/wordml/symex" xmlns:wpg="http://schemas.microsoft.com/office/word/2010/wordprocessingGroup" xmlns:wpi="http://schemas.microsoft.com/office/word/2010/wordprocessingInk" xmlns:wne="http://schemas.microsoft.com/office/word/2006/wordml" xmlns:wps="http://schemas.microsoft.com/office/word/2010/wordprocessingShape" mc:Ignorable="w14 w15 w16se wp14">
+<w:footnotes xmlns:wpc="http://schemas.microsoft.com/office/word/2010/wordprocessingCanvas" xmlns:cx="http://schemas.microsoft.com/office/drawing/2014/chartex" xmlns:cx1="http://schemas.microsoft.com/office/drawing/2015/9/8/chartex" xmlns:cx2="http://schemas.microsoft.com/office/drawing/2015/10/21/chartex" xmlns:cx3="http://schemas.microsoft.com/office/drawing/2016/5/9/chartex" xmlns:cx4="http://schemas.microsoft.com/office/drawing/2016/5/10/chartex" xmlns:cx5="http://schemas.microsoft.com/office/drawing/2016/5/11/chartex" xmlns:cx6="http://schemas.microsoft.com/office/drawing/2016/5/12/chartex" xmlns:cx7="http://schemas.microsoft.com/office/drawing/2016/5/13/chartex" xmlns:cx8="http://schemas.microsoft.com/office/drawing/2016/5/14/chartex" xmlns:mc="http://schemas.openxmlformats.org/markup-compatibility/2006" xmlns:aink="http://schemas.microsoft.com/office/drawing/2016/ink" xmlns:am3d="http://schemas.microsoft.com/office/drawing/2017/model3d" xmlns:o="urn:schemas-microsoft-com:office:office" xmlns:oel="http://schemas.microsoft.com/office/2019/extlst" xmlns:r="http://schemas.openxmlformats.org/officeDocument/2006/relationships" xmlns:m="http://schemas.openxmlformats.org/officeDocument/2006/math" xmlns:v="urn:schemas-microsoft-com:vml" xmlns:wp14="http://schemas.microsoft.com/office/word/2010/wordprocessingDrawing" xmlns:wp="http://schemas.openxmlformats.org/drawingml/2006/wordprocessingDrawing" xmlns:w10="urn:schemas-microsoft-com:office:word" xmlns:w="http://schemas.openxmlformats.org/wordprocessingml/2006/main" xmlns:w14="http://schemas.microsoft.com/office/word/2010/wordml" xmlns:w15="http://schemas.microsoft.com/office/word/2012/wordml" xmlns:w16cex="http://schemas.microsoft.com/office/word/2018/wordml/cex" xmlns:w16cid="http://schemas.microsoft.com/office/word/2016/wordml/cid" xmlns:w16="http://schemas.microsoft.com/office/word/2018/wordml" xmlns:w16du="http://schemas.microsoft.com/office/word/2023/wordml/word16du" xmlns:w16sdtdh="http://schemas.microsoft.com/office/word/2020/wordml/sdtdatahash" xmlns:w16sdtfl="http://schemas.microsoft.com/office/word/2024/wordml/sdtformatlock" xmlns:w16se="http://schemas.microsoft.com/office/word/2015/wordml/symex" xmlns:wpg="http://schemas.microsoft.com/office/word/2010/wordprocessingGroup" xmlns:wpi="http://schemas.microsoft.com/office/word/2010/wordprocessingInk" xmlns:wne="http://schemas.microsoft.com/office/word/2006/wordml" xmlns:wps="http://schemas.microsoft.com/office/word/2010/wordprocessingShape" mc:Ignorable="w14 w15 w16se w16cid w16 w16cex w16sdtdh w16sdtfl w16du wp14">
   <w:footnote w:type="separator" w:id="-1">
     <w:p>
       <w:pPr>
@@ -1610,7 +1744,7 @@
 </file>
 
 <file path=word/header1.xml><?xml version="1.0" encoding="utf-8"?>
-<w:hdr xmlns:wpc="http://schemas.microsoft.com/office/word/2010/wordprocessingCanvas" xmlns:cx="http://schemas.microsoft.com/office/drawing/2014/chartex" xmlns:mc="http://schemas.openxmlformats.org/markup-compatibility/2006" xmlns:o="urn:schemas-microsoft-com:office:office" xmlns:r="http://schemas.openxmlformats.org/officeDocument/2006/relationships" xmlns:m="http://schemas.openxmlformats.org/officeDocument/2006/math" xmlns:v="urn:schemas-microsoft-com:vml" xmlns:wp14="http://schemas.microsoft.com/office/word/2010/wordprocessingDrawing" xmlns:wp="http://schemas.openxmlformats.org/drawingml/2006/wordprocessingDrawing" xmlns:w10="urn:schemas-microsoft-com:office:word" xmlns:w="http://schemas.openxmlformats.org/wordprocessingml/2006/main" xmlns:w14="http://schemas.microsoft.com/office/word/2010/wordml" xmlns:w15="http://schemas.microsoft.com/office/word/2012/wordml" xmlns:w16se="http://schemas.microsoft.com/office/word/2015/wordml/symex" xmlns:wpg="http://schemas.microsoft.com/office/word/2010/wordprocessingGroup" xmlns:wpi="http://schemas.microsoft.com/office/word/2010/wordprocessingInk" xmlns:wne="http://schemas.microsoft.com/office/word/2006/wordml" xmlns:wps="http://schemas.microsoft.com/office/word/2010/wordprocessingShape" mc:Ignorable="w14 w15 w16se wp14">
+<w:hdr xmlns:wpc="http://schemas.microsoft.com/office/word/2010/wordprocessingCanvas" xmlns:cx="http://schemas.microsoft.com/office/drawing/2014/chartex" xmlns:cx1="http://schemas.microsoft.com/office/drawing/2015/9/8/chartex" xmlns:cx2="http://schemas.microsoft.com/office/drawing/2015/10/21/chartex" xmlns:cx3="http://schemas.microsoft.com/office/drawing/2016/5/9/chartex" xmlns:cx4="http://schemas.microsoft.com/office/drawing/2016/5/10/chartex" xmlns:cx5="http://schemas.microsoft.com/office/drawing/2016/5/11/chartex" xmlns:cx6="http://schemas.microsoft.com/office/drawing/2016/5/12/chartex" xmlns:cx7="http://schemas.microsoft.com/office/drawing/2016/5/13/chartex" xmlns:cx8="http://schemas.microsoft.com/office/drawing/2016/5/14/chartex" xmlns:mc="http://schemas.openxmlformats.org/markup-compatibility/2006" xmlns:aink="http://schemas.microsoft.com/office/drawing/2016/ink" xmlns:am3d="http://schemas.microsoft.com/office/drawing/2017/model3d" xmlns:o="urn:schemas-microsoft-com:office:office" xmlns:oel="http://schemas.microsoft.com/office/2019/extlst" xmlns:r="http://schemas.openxmlformats.org/officeDocument/2006/relationships" xmlns:m="http://schemas.openxmlformats.org/officeDocument/2006/math" xmlns:v="urn:schemas-microsoft-com:vml" xmlns:wp14="http://schemas.microsoft.com/office/word/2010/wordprocessingDrawing" xmlns:wp="http://schemas.openxmlformats.org/drawingml/2006/wordprocessingDrawing" xmlns:w10="urn:schemas-microsoft-com:office:word" xmlns:w="http://schemas.openxmlformats.org/wordprocessingml/2006/main" xmlns:w14="http://schemas.microsoft.com/office/word/2010/wordml" xmlns:w15="http://schemas.microsoft.com/office/word/2012/wordml" xmlns:w16cex="http://schemas.microsoft.com/office/word/2018/wordml/cex" xmlns:w16cid="http://schemas.microsoft.com/office/word/2016/wordml/cid" xmlns:w16="http://schemas.microsoft.com/office/word/2018/wordml" xmlns:w16du="http://schemas.microsoft.com/office/word/2023/wordml/word16du" xmlns:w16sdtdh="http://schemas.microsoft.com/office/word/2020/wordml/sdtdatahash" xmlns:w16sdtfl="http://schemas.microsoft.com/office/word/2024/wordml/sdtformatlock" xmlns:w16se="http://schemas.microsoft.com/office/word/2015/wordml/symex" xmlns:wpg="http://schemas.microsoft.com/office/word/2010/wordprocessingGroup" xmlns:wpi="http://schemas.microsoft.com/office/word/2010/wordprocessingInk" xmlns:wne="http://schemas.microsoft.com/office/word/2006/wordml" xmlns:wps="http://schemas.microsoft.com/office/word/2010/wordprocessingShape" mc:Ignorable="w14 w15 w16se w16cid w16 w16cex w16sdtdh w16sdtfl w16du wp14">
   <w:tbl>
     <w:tblPr>
       <w:tblStyle w:val="Tablaconcuadrcula"/>
@@ -1790,7 +1924,7 @@
 </file>
 
 <file path=word/header2.xml><?xml version="1.0" encoding="utf-8"?>
-<w:hdr xmlns:wpc="http://schemas.microsoft.com/office/word/2010/wordprocessingCanvas" xmlns:cx="http://schemas.microsoft.com/office/drawing/2014/chartex" xmlns:mc="http://schemas.openxmlformats.org/markup-compatibility/2006" xmlns:o="urn:schemas-microsoft-com:office:office" xmlns:r="http://schemas.openxmlformats.org/officeDocument/2006/relationships" xmlns:m="http://schemas.openxmlformats.org/officeDocument/2006/math" xmlns:v="urn:schemas-microsoft-com:vml" xmlns:wp14="http://schemas.microsoft.com/office/word/2010/wordprocessingDrawing" xmlns:wp="http://schemas.openxmlformats.org/drawingml/2006/wordprocessingDrawing" xmlns:w10="urn:schemas-microsoft-com:office:word" xmlns:w="http://schemas.openxmlformats.org/wordprocessingml/2006/main" xmlns:w14="http://schemas.microsoft.com/office/word/2010/wordml" xmlns:w15="http://schemas.microsoft.com/office/word/2012/wordml" xmlns:w16se="http://schemas.microsoft.com/office/word/2015/wordml/symex" xmlns:wpg="http://schemas.microsoft.com/office/word/2010/wordprocessingGroup" xmlns:wpi="http://schemas.microsoft.com/office/word/2010/wordprocessingInk" xmlns:wne="http://schemas.microsoft.com/office/word/2006/wordml" xmlns:wps="http://schemas.microsoft.com/office/word/2010/wordprocessingShape" mc:Ignorable="w14 w15 w16se wp14">
+<w:hdr xmlns:wpc="http://schemas.microsoft.com/office/word/2010/wordprocessingCanvas" xmlns:cx="http://schemas.microsoft.com/office/drawing/2014/chartex" xmlns:cx1="http://schemas.microsoft.com/office/drawing/2015/9/8/chartex" xmlns:cx2="http://schemas.microsoft.com/office/drawing/2015/10/21/chartex" xmlns:cx3="http://schemas.microsoft.com/office/drawing/2016/5/9/chartex" xmlns:cx4="http://schemas.microsoft.com/office/drawing/2016/5/10/chartex" xmlns:cx5="http://schemas.microsoft.com/office/drawing/2016/5/11/chartex" xmlns:cx6="http://schemas.microsoft.com/office/drawing/2016/5/12/chartex" xmlns:cx7="http://schemas.microsoft.com/office/drawing/2016/5/13/chartex" xmlns:cx8="http://schemas.microsoft.com/office/drawing/2016/5/14/chartex" xmlns:mc="http://schemas.openxmlformats.org/markup-compatibility/2006" xmlns:aink="http://schemas.microsoft.com/office/drawing/2016/ink" xmlns:am3d="http://schemas.microsoft.com/office/drawing/2017/model3d" xmlns:o="urn:schemas-microsoft-com:office:office" xmlns:oel="http://schemas.microsoft.com/office/2019/extlst" xmlns:r="http://schemas.openxmlformats.org/officeDocument/2006/relationships" xmlns:m="http://schemas.openxmlformats.org/officeDocument/2006/math" xmlns:v="urn:schemas-microsoft-com:vml" xmlns:wp14="http://schemas.microsoft.com/office/word/2010/wordprocessingDrawing" xmlns:wp="http://schemas.openxmlformats.org/drawingml/2006/wordprocessingDrawing" xmlns:w10="urn:schemas-microsoft-com:office:word" xmlns:w="http://schemas.openxmlformats.org/wordprocessingml/2006/main" xmlns:w14="http://schemas.microsoft.com/office/word/2010/wordml" xmlns:w15="http://schemas.microsoft.com/office/word/2012/wordml" xmlns:w16cex="http://schemas.microsoft.com/office/word/2018/wordml/cex" xmlns:w16cid="http://schemas.microsoft.com/office/word/2016/wordml/cid" xmlns:w16="http://schemas.microsoft.com/office/word/2018/wordml" xmlns:w16du="http://schemas.microsoft.com/office/word/2023/wordml/word16du" xmlns:w16sdtdh="http://schemas.microsoft.com/office/word/2020/wordml/sdtdatahash" xmlns:w16sdtfl="http://schemas.microsoft.com/office/word/2024/wordml/sdtformatlock" xmlns:w16se="http://schemas.microsoft.com/office/word/2015/wordml/symex" xmlns:wpg="http://schemas.microsoft.com/office/word/2010/wordprocessingGroup" xmlns:wpi="http://schemas.microsoft.com/office/word/2010/wordprocessingInk" xmlns:wne="http://schemas.microsoft.com/office/word/2006/wordml" xmlns:wps="http://schemas.microsoft.com/office/word/2010/wordprocessingShape" mc:Ignorable="w14 w15 w16se w16cid w16 w16cex w16sdtdh w16sdtfl w16du wp14">
   <w:tbl>
     <w:tblPr>
       <w:tblStyle w:val="Tablaconcuadrcula"/>
@@ -2065,7 +2199,7 @@
 </file>
 
 <file path=word/numbering.xml><?xml version="1.0" encoding="utf-8"?>
-<w:numbering xmlns:wpc="http://schemas.microsoft.com/office/word/2010/wordprocessingCanvas" xmlns:cx="http://schemas.microsoft.com/office/drawing/2014/chartex" xmlns:mc="http://schemas.openxmlformats.org/markup-compatibility/2006" xmlns:o="urn:schemas-microsoft-com:office:office" xmlns:r="http://schemas.openxmlformats.org/officeDocument/2006/relationships" xmlns:m="http://schemas.openxmlformats.org/officeDocument/2006/math" xmlns:v="urn:schemas-microsoft-com:vml" xmlns:wp14="http://schemas.microsoft.com/office/word/2010/wordprocessingDrawing" xmlns:wp="http://schemas.openxmlformats.org/drawingml/2006/wordprocessingDrawing" xmlns:w10="urn:schemas-microsoft-com:office:word" xmlns:w="http://schemas.openxmlformats.org/wordprocessingml/2006/main" xmlns:w14="http://schemas.microsoft.com/office/word/2010/wordml" xmlns:w15="http://schemas.microsoft.com/office/word/2012/wordml" xmlns:w16se="http://schemas.microsoft.com/office/word/2015/wordml/symex" xmlns:wpg="http://schemas.microsoft.com/office/word/2010/wordprocessingGroup" xmlns:wpi="http://schemas.microsoft.com/office/word/2010/wordprocessingInk" xmlns:wne="http://schemas.microsoft.com/office/word/2006/wordml" xmlns:wps="http://schemas.microsoft.com/office/word/2010/wordprocessingShape" mc:Ignorable="w14 w15 w16se wp14">
+<w:numbering xmlns:wpc="http://schemas.microsoft.com/office/word/2010/wordprocessingCanvas" xmlns:cx="http://schemas.microsoft.com/office/drawing/2014/chartex" xmlns:cx1="http://schemas.microsoft.com/office/drawing/2015/9/8/chartex" xmlns:cx2="http://schemas.microsoft.com/office/drawing/2015/10/21/chartex" xmlns:cx3="http://schemas.microsoft.com/office/drawing/2016/5/9/chartex" xmlns:cx4="http://schemas.microsoft.com/office/drawing/2016/5/10/chartex" xmlns:cx5="http://schemas.microsoft.com/office/drawing/2016/5/11/chartex" xmlns:cx6="http://schemas.microsoft.com/office/drawing/2016/5/12/chartex" xmlns:cx7="http://schemas.microsoft.com/office/drawing/2016/5/13/chartex" xmlns:cx8="http://schemas.microsoft.com/office/drawing/2016/5/14/chartex" xmlns:mc="http://schemas.openxmlformats.org/markup-compatibility/2006" xmlns:aink="http://schemas.microsoft.com/office/drawing/2016/ink" xmlns:am3d="http://schemas.microsoft.com/office/drawing/2017/model3d" xmlns:o="urn:schemas-microsoft-com:office:office" xmlns:oel="http://schemas.microsoft.com/office/2019/extlst" xmlns:r="http://schemas.openxmlformats.org/officeDocument/2006/relationships" xmlns:m="http://schemas.openxmlformats.org/officeDocument/2006/math" xmlns:v="urn:schemas-microsoft-com:vml" xmlns:wp14="http://schemas.microsoft.com/office/word/2010/wordprocessingDrawing" xmlns:wp="http://schemas.openxmlformats.org/drawingml/2006/wordprocessingDrawing" xmlns:w10="urn:schemas-microsoft-com:office:word" xmlns:w="http://schemas.openxmlformats.org/wordprocessingml/2006/main" xmlns:w14="http://schemas.microsoft.com/office/word/2010/wordml" xmlns:w15="http://schemas.microsoft.com/office/word/2012/wordml" xmlns:w16cex="http://schemas.microsoft.com/office/word/2018/wordml/cex" xmlns:w16cid="http://schemas.microsoft.com/office/word/2016/wordml/cid" xmlns:w16="http://schemas.microsoft.com/office/word/2018/wordml" xmlns:w16du="http://schemas.microsoft.com/office/word/2023/wordml/word16du" xmlns:w16sdtdh="http://schemas.microsoft.com/office/word/2020/wordml/sdtdatahash" xmlns:w16sdtfl="http://schemas.microsoft.com/office/word/2024/wordml/sdtformatlock" xmlns:w16se="http://schemas.microsoft.com/office/word/2015/wordml/symex" xmlns:wpg="http://schemas.microsoft.com/office/word/2010/wordprocessingGroup" xmlns:wpi="http://schemas.microsoft.com/office/word/2010/wordprocessingInk" xmlns:wne="http://schemas.microsoft.com/office/word/2006/wordml" xmlns:wps="http://schemas.microsoft.com/office/word/2010/wordprocessingShape" mc:Ignorable="w14 w15 w16se w16cid w16 w16cex w16sdtdh w16sdtfl w16du wp14">
   <w:abstractNum w:abstractNumId="0" w15:restartNumberingAfterBreak="0">
     <w:nsid w:val="049156A1"/>
     <w:multiLevelType w:val="hybridMultilevel"/>
@@ -6639,124 +6773,124 @@
       </w:rPr>
     </w:lvl>
   </w:abstractNum>
-  <w:num w:numId="1">
+  <w:num w:numId="1" w16cid:durableId="1559172080">
     <w:abstractNumId w:val="3"/>
   </w:num>
-  <w:num w:numId="2">
+  <w:num w:numId="2" w16cid:durableId="1208026121">
     <w:abstractNumId w:val="8"/>
   </w:num>
-  <w:num w:numId="3">
+  <w:num w:numId="3" w16cid:durableId="1915166562">
     <w:abstractNumId w:val="12"/>
   </w:num>
-  <w:num w:numId="4">
+  <w:num w:numId="4" w16cid:durableId="2048262952">
     <w:abstractNumId w:val="28"/>
   </w:num>
-  <w:num w:numId="5">
+  <w:num w:numId="5" w16cid:durableId="852836272">
     <w:abstractNumId w:val="30"/>
   </w:num>
-  <w:num w:numId="6">
+  <w:num w:numId="6" w16cid:durableId="1802185918">
     <w:abstractNumId w:val="4"/>
   </w:num>
-  <w:num w:numId="7">
+  <w:num w:numId="7" w16cid:durableId="1598054567">
     <w:abstractNumId w:val="11"/>
   </w:num>
-  <w:num w:numId="8">
+  <w:num w:numId="8" w16cid:durableId="1913814861">
     <w:abstractNumId w:val="19"/>
   </w:num>
-  <w:num w:numId="9">
+  <w:num w:numId="9" w16cid:durableId="1743061666">
     <w:abstractNumId w:val="15"/>
   </w:num>
-  <w:num w:numId="10">
+  <w:num w:numId="10" w16cid:durableId="149686474">
     <w:abstractNumId w:val="9"/>
   </w:num>
-  <w:num w:numId="11">
+  <w:num w:numId="11" w16cid:durableId="1839300274">
     <w:abstractNumId w:val="24"/>
   </w:num>
-  <w:num w:numId="12">
+  <w:num w:numId="12" w16cid:durableId="1754666174">
     <w:abstractNumId w:val="35"/>
   </w:num>
-  <w:num w:numId="13">
+  <w:num w:numId="13" w16cid:durableId="698359221">
     <w:abstractNumId w:val="29"/>
   </w:num>
-  <w:num w:numId="14">
+  <w:num w:numId="14" w16cid:durableId="172190371">
     <w:abstractNumId w:val="1"/>
   </w:num>
-  <w:num w:numId="15">
+  <w:num w:numId="15" w16cid:durableId="582833571">
     <w:abstractNumId w:val="36"/>
   </w:num>
-  <w:num w:numId="16">
+  <w:num w:numId="16" w16cid:durableId="1865172789">
     <w:abstractNumId w:val="21"/>
   </w:num>
-  <w:num w:numId="17">
+  <w:num w:numId="17" w16cid:durableId="1501853769">
     <w:abstractNumId w:val="17"/>
   </w:num>
-  <w:num w:numId="18">
+  <w:num w:numId="18" w16cid:durableId="550920390">
     <w:abstractNumId w:val="31"/>
   </w:num>
-  <w:num w:numId="19">
+  <w:num w:numId="19" w16cid:durableId="1255438698">
     <w:abstractNumId w:val="10"/>
   </w:num>
-  <w:num w:numId="20">
+  <w:num w:numId="20" w16cid:durableId="871114144">
     <w:abstractNumId w:val="39"/>
   </w:num>
-  <w:num w:numId="21">
+  <w:num w:numId="21" w16cid:durableId="66614528">
     <w:abstractNumId w:val="34"/>
   </w:num>
-  <w:num w:numId="22">
+  <w:num w:numId="22" w16cid:durableId="1370572308">
     <w:abstractNumId w:val="13"/>
   </w:num>
-  <w:num w:numId="23">
+  <w:num w:numId="23" w16cid:durableId="931087380">
     <w:abstractNumId w:val="14"/>
   </w:num>
-  <w:num w:numId="24">
+  <w:num w:numId="24" w16cid:durableId="1210845339">
     <w:abstractNumId w:val="5"/>
   </w:num>
-  <w:num w:numId="25">
+  <w:num w:numId="25" w16cid:durableId="1525820731">
     <w:abstractNumId w:val="16"/>
   </w:num>
-  <w:num w:numId="26">
+  <w:num w:numId="26" w16cid:durableId="2024357892">
     <w:abstractNumId w:val="20"/>
   </w:num>
-  <w:num w:numId="27">
+  <w:num w:numId="27" w16cid:durableId="221478884">
     <w:abstractNumId w:val="23"/>
   </w:num>
-  <w:num w:numId="28">
+  <w:num w:numId="28" w16cid:durableId="1668169065">
     <w:abstractNumId w:val="0"/>
   </w:num>
-  <w:num w:numId="29">
+  <w:num w:numId="29" w16cid:durableId="1139686474">
     <w:abstractNumId w:val="18"/>
   </w:num>
-  <w:num w:numId="30">
+  <w:num w:numId="30" w16cid:durableId="1085147492">
     <w:abstractNumId w:val="22"/>
   </w:num>
-  <w:num w:numId="31">
+  <w:num w:numId="31" w16cid:durableId="508524908">
     <w:abstractNumId w:val="2"/>
   </w:num>
-  <w:num w:numId="32">
+  <w:num w:numId="32" w16cid:durableId="462235387">
     <w:abstractNumId w:val="7"/>
   </w:num>
-  <w:num w:numId="33">
+  <w:num w:numId="33" w16cid:durableId="1064067648">
     <w:abstractNumId w:val="32"/>
   </w:num>
-  <w:num w:numId="34">
+  <w:num w:numId="34" w16cid:durableId="703289041">
     <w:abstractNumId w:val="38"/>
   </w:num>
-  <w:num w:numId="35">
+  <w:num w:numId="35" w16cid:durableId="1096748185">
     <w:abstractNumId w:val="6"/>
   </w:num>
-  <w:num w:numId="36">
+  <w:num w:numId="36" w16cid:durableId="1005745636">
     <w:abstractNumId w:val="25"/>
   </w:num>
-  <w:num w:numId="37">
+  <w:num w:numId="37" w16cid:durableId="116220430">
     <w:abstractNumId w:val="37"/>
   </w:num>
-  <w:num w:numId="38">
+  <w:num w:numId="38" w16cid:durableId="1240211225">
     <w:abstractNumId w:val="27"/>
   </w:num>
-  <w:num w:numId="39">
+  <w:num w:numId="39" w16cid:durableId="922302673">
     <w:abstractNumId w:val="26"/>
   </w:num>
-  <w:num w:numId="40">
+  <w:num w:numId="40" w16cid:durableId="190580018">
     <w:abstractNumId w:val="33"/>
   </w:num>
   <w:numIdMacAtCleanup w:val="18"/>
@@ -6764,7 +6898,7 @@
 </file>
 
 <file path=word/styles.xml><?xml version="1.0" encoding="utf-8"?>
-<w:styles xmlns:mc="http://schemas.openxmlformats.org/markup-compatibility/2006" xmlns:r="http://schemas.openxmlformats.org/officeDocument/2006/relationships" xmlns:w="http://schemas.openxmlformats.org/wordprocessingml/2006/main" xmlns:w14="http://schemas.microsoft.com/office/word/2010/wordml" xmlns:w15="http://schemas.microsoft.com/office/word/2012/wordml" xmlns:w16se="http://schemas.microsoft.com/office/word/2015/wordml/symex" mc:Ignorable="w14 w15 w16se">
+<w:styles xmlns:mc="http://schemas.openxmlformats.org/markup-compatibility/2006" xmlns:r="http://schemas.openxmlformats.org/officeDocument/2006/relationships" xmlns:w="http://schemas.openxmlformats.org/wordprocessingml/2006/main" xmlns:w14="http://schemas.microsoft.com/office/word/2010/wordml" xmlns:w15="http://schemas.microsoft.com/office/word/2012/wordml" xmlns:w16cex="http://schemas.microsoft.com/office/word/2018/wordml/cex" xmlns:w16cid="http://schemas.microsoft.com/office/word/2016/wordml/cid" xmlns:w16="http://schemas.microsoft.com/office/word/2018/wordml" xmlns:w16du="http://schemas.microsoft.com/office/word/2023/wordml/word16du" xmlns:w16sdtdh="http://schemas.microsoft.com/office/word/2020/wordml/sdtdatahash" xmlns:w16sdtfl="http://schemas.microsoft.com/office/word/2024/wordml/sdtformatlock" xmlns:w16se="http://schemas.microsoft.com/office/word/2015/wordml/symex" mc:Ignorable="w14 w15 w16se w16cid w16 w16cex w16sdtdh w16sdtfl w16du">
   <w:docDefaults>
     <w:rPrDefault>
       <w:rPr>
@@ -6780,7 +6914,7 @@
       </w:pPr>
     </w:pPrDefault>
   </w:docDefaults>
-  <w:latentStyles w:defLockedState="0" w:defUIPriority="99" w:defSemiHidden="0" w:defUnhideWhenUsed="0" w:defQFormat="0" w:count="371">
+  <w:latentStyles w:defLockedState="0" w:defUIPriority="99" w:defSemiHidden="0" w:defUnhideWhenUsed="0" w:defQFormat="0" w:count="376">
     <w:lsdException w:name="Normal" w:uiPriority="0" w:qFormat="1"/>
     <w:lsdException w:name="heading 1" w:uiPriority="9" w:qFormat="1"/>
     <w:lsdException w:name="heading 2" w:semiHidden="1" w:uiPriority="9" w:unhideWhenUsed="1" w:qFormat="1"/>
@@ -7152,6 +7286,11 @@
     <w:lsdException w:name="List Table 5 Dark Accent 6" w:uiPriority="50"/>
     <w:lsdException w:name="List Table 6 Colorful Accent 6" w:uiPriority="51"/>
     <w:lsdException w:name="List Table 7 Colorful Accent 6" w:uiPriority="52"/>
+    <w:lsdException w:name="Mention" w:semiHidden="1" w:unhideWhenUsed="1"/>
+    <w:lsdException w:name="Smart Hyperlink" w:semiHidden="1" w:unhideWhenUsed="1"/>
+    <w:lsdException w:name="Hashtag" w:semiHidden="1" w:unhideWhenUsed="1"/>
+    <w:lsdException w:name="Unresolved Mention" w:semiHidden="1" w:unhideWhenUsed="1"/>
+    <w:lsdException w:name="Smart Link" w:semiHidden="1" w:unhideWhenUsed="1"/>
   </w:latentStyles>
   <w:style w:type="paragraph" w:default="1" w:styleId="Normal">
     <w:name w:val="Normal"/>
@@ -7225,7 +7364,6 @@
   <w:style w:type="character" w:default="1" w:styleId="Fuentedeprrafopredeter">
     <w:name w:val="Default Paragraph Font"/>
     <w:uiPriority w:val="1"/>
-    <w:semiHidden/>
     <w:unhideWhenUsed/>
   </w:style>
   <w:style w:type="table" w:default="1" w:styleId="Tablanormal">
@@ -8135,7 +8273,7 @@
       <w:szCs w:val="24"/>
     </w:rPr>
   </w:style>
-  <w:style w:type="table" w:styleId="Cuadrculadetablaclara">
+  <w:style w:type="table" w:styleId="Tablaconcuadrculaclara">
     <w:name w:val="Grid Table Light"/>
     <w:basedOn w:val="Tablanormal"/>
     <w:uiPriority w:val="40"/>
@@ -8157,7 +8295,7 @@
   <w:style w:type="table" w:customStyle="1" w:styleId="Cuadrculadetablaclara1">
     <w:name w:val="Cuadrícula de tabla clara1"/>
     <w:basedOn w:val="Tablanormal"/>
-    <w:next w:val="Cuadrculadetablaclara"/>
+    <w:next w:val="Tablaconcuadrculaclara"/>
     <w:uiPriority w:val="40"/>
     <w:rsid w:val="00943DF1"/>
     <w:pPr>
@@ -8198,7 +8336,7 @@
       <w:spacing w:after="0" w:line="240" w:lineRule="auto"/>
     </w:pPr>
   </w:style>
-  <w:style w:type="character" w:styleId="Textoennegrita">
+  <w:style w:type="character" w:styleId="Fuerte">
     <w:name w:val="Strong"/>
     <w:basedOn w:val="Fuentedeprrafopredeter"/>
     <w:uiPriority w:val="22"/>
@@ -8210,532 +8348,6 @@
     </w:rPr>
   </w:style>
 </w:styles>
-</file>
-
-<file path=word/glossary/document.xml><?xml version="1.0" encoding="utf-8"?>
-<w:glossaryDocument xmlns:wpc="http://schemas.microsoft.com/office/word/2010/wordprocessingCanvas" xmlns:cx="http://schemas.microsoft.com/office/drawing/2014/chartex" xmlns:mc="http://schemas.openxmlformats.org/markup-compatibility/2006" xmlns:o="urn:schemas-microsoft-com:office:office" xmlns:r="http://schemas.openxmlformats.org/officeDocument/2006/relationships" xmlns:m="http://schemas.openxmlformats.org/officeDocument/2006/math" xmlns:v="urn:schemas-microsoft-com:vml" xmlns:wp14="http://schemas.microsoft.com/office/word/2010/wordprocessingDrawing" xmlns:wp="http://schemas.openxmlformats.org/drawingml/2006/wordprocessingDrawing" xmlns:w10="urn:schemas-microsoft-com:office:word" xmlns:w="http://schemas.openxmlformats.org/wordprocessingml/2006/main" xmlns:w14="http://schemas.microsoft.com/office/word/2010/wordml" xmlns:w15="http://schemas.microsoft.com/office/word/2012/wordml" xmlns:w16se="http://schemas.microsoft.com/office/word/2015/wordml/symex" xmlns:wpg="http://schemas.microsoft.com/office/word/2010/wordprocessingGroup" xmlns:wpi="http://schemas.microsoft.com/office/word/2010/wordprocessingInk" xmlns:wne="http://schemas.microsoft.com/office/word/2006/wordml" xmlns:wps="http://schemas.microsoft.com/office/word/2010/wordprocessingShape" mc:Ignorable="w14 w15 w16se wp14"/>
-</file>
-
-<file path=word/glossary/fontTable.xml><?xml version="1.0" encoding="utf-8"?>
-<w:fonts xmlns:mc="http://schemas.openxmlformats.org/markup-compatibility/2006" xmlns:r="http://schemas.openxmlformats.org/officeDocument/2006/relationships" xmlns:w="http://schemas.openxmlformats.org/wordprocessingml/2006/main" xmlns:w14="http://schemas.microsoft.com/office/word/2010/wordml" xmlns:w15="http://schemas.microsoft.com/office/word/2012/wordml" xmlns:w16se="http://schemas.microsoft.com/office/word/2015/wordml/symex" mc:Ignorable="w14 w15 w16se">
-  <w:font w:name="Calibri">
-    <w:panose1 w:val="020F0502020204030204"/>
-    <w:charset w:val="00"/>
-    <w:family w:val="swiss"/>
-    <w:pitch w:val="variable"/>
-    <w:sig w:usb0="E4002EFF" w:usb1="C000247B" w:usb2="00000009" w:usb3="00000000" w:csb0="000001FF" w:csb1="00000000"/>
-  </w:font>
-  <w:font w:name="Times New Roman">
-    <w:panose1 w:val="02020603050405020304"/>
-    <w:charset w:val="00"/>
-    <w:family w:val="roman"/>
-    <w:pitch w:val="variable"/>
-    <w:sig w:usb0="E0002EFF" w:usb1="C000785B" w:usb2="00000009" w:usb3="00000000" w:csb0="000001FF" w:csb1="00000000"/>
-  </w:font>
-  <w:font w:name="Courier New">
-    <w:panose1 w:val="02070309020205020404"/>
-    <w:charset w:val="00"/>
-    <w:family w:val="modern"/>
-    <w:pitch w:val="fixed"/>
-    <w:sig w:usb0="E0002EFF" w:usb1="C0007843" w:usb2="00000009" w:usb3="00000000" w:csb0="000001FF" w:csb1="00000000"/>
-  </w:font>
-  <w:font w:name="Wingdings">
-    <w:panose1 w:val="05000000000000000000"/>
-    <w:charset w:val="02"/>
-    <w:family w:val="auto"/>
-    <w:pitch w:val="variable"/>
-    <w:sig w:usb0="00000000" w:usb1="10000000" w:usb2="00000000" w:usb3="00000000" w:csb0="80000000" w:csb1="00000000"/>
-  </w:font>
-  <w:font w:name="Symbol">
-    <w:panose1 w:val="05050102010706020507"/>
-    <w:charset w:val="02"/>
-    <w:family w:val="roman"/>
-    <w:pitch w:val="variable"/>
-    <w:sig w:usb0="00000000" w:usb1="10000000" w:usb2="00000000" w:usb3="00000000" w:csb0="80000000" w:csb1="00000000"/>
-  </w:font>
-  <w:font w:name="Calibri Light">
-    <w:panose1 w:val="020F0302020204030204"/>
-    <w:charset w:val="00"/>
-    <w:family w:val="swiss"/>
-    <w:pitch w:val="variable"/>
-    <w:sig w:usb0="E4002EFF" w:usb1="C000247B" w:usb2="00000009" w:usb3="00000000" w:csb0="000001FF" w:csb1="00000000"/>
-  </w:font>
-  <w:font w:name="Segoe UI">
-    <w:panose1 w:val="020B0502040204020203"/>
-    <w:charset w:val="00"/>
-    <w:family w:val="swiss"/>
-    <w:pitch w:val="variable"/>
-    <w:sig w:usb0="E4002EFF" w:usb1="C000E47F" w:usb2="00000009" w:usb3="00000000" w:csb0="000001FF" w:csb1="00000000"/>
-  </w:font>
-  <w:font w:name="Century Gothic">
-    <w:panose1 w:val="020B0502020202020204"/>
-    <w:charset w:val="00"/>
-    <w:family w:val="swiss"/>
-    <w:pitch w:val="variable"/>
-    <w:sig w:usb0="00000287" w:usb1="00000000" w:usb2="00000000" w:usb3="00000000" w:csb0="0000009F" w:csb1="00000000"/>
-  </w:font>
-</w:fonts>
-</file>
-
-<file path=word/glossary/settings.xml><?xml version="1.0" encoding="utf-8"?>
-<w:settings xmlns:mc="http://schemas.openxmlformats.org/markup-compatibility/2006" xmlns:o="urn:schemas-microsoft-com:office:office" xmlns:r="http://schemas.openxmlformats.org/officeDocument/2006/relationships" xmlns:m="http://schemas.openxmlformats.org/officeDocument/2006/math" xmlns:v="urn:schemas-microsoft-com:vml" xmlns:w10="urn:schemas-microsoft-com:office:word" xmlns:w="http://schemas.openxmlformats.org/wordprocessingml/2006/main" xmlns:w14="http://schemas.microsoft.com/office/word/2010/wordml" xmlns:w15="http://schemas.microsoft.com/office/word/2012/wordml" xmlns:w16se="http://schemas.microsoft.com/office/word/2015/wordml/symex" xmlns:sl="http://schemas.openxmlformats.org/schemaLibrary/2006/main" mc:Ignorable="w14 w15 w16se">
-  <w:defaultTabStop w:val="708"/>
-  <w:hyphenationZone w:val="425"/>
-  <w:characterSpacingControl w:val="doNotCompress"/>
-  <w:compat>
-    <w:useFELayout/>
-    <w:compatSetting w:name="compatibilityMode" w:uri="http://schemas.microsoft.com/office/word" w:val="12"/>
-  </w:compat>
-  <w:rsids>
-    <w:rsidRoot w:val="008F14D6"/>
-    <w:rsid w:val="008F14D6"/>
-  </w:rsids>
-  <m:mathPr>
-    <m:mathFont m:val="Cambria Math"/>
-    <m:brkBin m:val="before"/>
-    <m:brkBinSub m:val="--"/>
-    <m:smallFrac m:val="0"/>
-    <m:dispDef/>
-    <m:lMargin m:val="0"/>
-    <m:rMargin m:val="0"/>
-    <m:defJc m:val="centerGroup"/>
-    <m:wrapIndent m:val="1440"/>
-    <m:intLim m:val="subSup"/>
-    <m:naryLim m:val="undOvr"/>
-  </m:mathPr>
-  <w:themeFontLang w:val="es-CL"/>
-  <w:clrSchemeMapping w:bg1="light1" w:t1="dark1" w:bg2="light2" w:t2="dark2" w:accent1="accent1" w:accent2="accent2" w:accent3="accent3" w:accent4="accent4" w:accent5="accent5" w:accent6="accent6" w:hyperlink="hyperlink" w:followedHyperlink="followedHyperlink"/>
-  <w:decimalSymbol w:val=","/>
-  <w:listSeparator w:val=";"/>
-</w:settings>
-</file>
-
-<file path=word/glossary/styles.xml><?xml version="1.0" encoding="utf-8"?>
-<w:styles xmlns:mc="http://schemas.openxmlformats.org/markup-compatibility/2006" xmlns:r="http://schemas.openxmlformats.org/officeDocument/2006/relationships" xmlns:w="http://schemas.openxmlformats.org/wordprocessingml/2006/main" xmlns:w14="http://schemas.microsoft.com/office/word/2010/wordml" xmlns:w15="http://schemas.microsoft.com/office/word/2012/wordml" xmlns:w16se="http://schemas.microsoft.com/office/word/2015/wordml/symex" mc:Ignorable="w14 w15 w16se">
-  <w:docDefaults>
-    <w:rPrDefault>
-      <w:rPr>
-        <w:rFonts w:asciiTheme="minorHAnsi" w:eastAsiaTheme="minorEastAsia" w:hAnsiTheme="minorHAnsi" w:cstheme="minorBidi"/>
-        <w:sz w:val="22"/>
-        <w:szCs w:val="22"/>
-        <w:lang w:val="es-CL" w:eastAsia="es-CL" w:bidi="ar-SA"/>
-      </w:rPr>
-    </w:rPrDefault>
-    <w:pPrDefault>
-      <w:pPr>
-        <w:spacing w:after="160" w:line="259" w:lineRule="auto"/>
-      </w:pPr>
-    </w:pPrDefault>
-  </w:docDefaults>
-  <w:latentStyles w:defLockedState="0" w:defUIPriority="99" w:defSemiHidden="0" w:defUnhideWhenUsed="0" w:defQFormat="0" w:count="371">
-    <w:lsdException w:name="Normal" w:uiPriority="0" w:qFormat="1"/>
-    <w:lsdException w:name="heading 1" w:uiPriority="9" w:qFormat="1"/>
-    <w:lsdException w:name="heading 2" w:semiHidden="1" w:uiPriority="9" w:unhideWhenUsed="1" w:qFormat="1"/>
-    <w:lsdException w:name="heading 3" w:semiHidden="1" w:uiPriority="9" w:unhideWhenUsed="1" w:qFormat="1"/>
-    <w:lsdException w:name="heading 4" w:semiHidden="1" w:uiPriority="9" w:unhideWhenUsed="1" w:qFormat="1"/>
-    <w:lsdException w:name="heading 5" w:semiHidden="1" w:uiPriority="9" w:unhideWhenUsed="1" w:qFormat="1"/>
-    <w:lsdException w:name="heading 6" w:semiHidden="1" w:uiPriority="9" w:unhideWhenUsed="1" w:qFormat="1"/>
-    <w:lsdException w:name="heading 7" w:semiHidden="1" w:uiPriority="9" w:unhideWhenUsed="1" w:qFormat="1"/>
-    <w:lsdException w:name="heading 8" w:semiHidden="1" w:uiPriority="9" w:unhideWhenUsed="1" w:qFormat="1"/>
-    <w:lsdException w:name="heading 9" w:semiHidden="1" w:uiPriority="9" w:unhideWhenUsed="1" w:qFormat="1"/>
-    <w:lsdException w:name="index 1" w:semiHidden="1" w:unhideWhenUsed="1"/>
-    <w:lsdException w:name="index 2" w:semiHidden="1" w:unhideWhenUsed="1"/>
-    <w:lsdException w:name="index 3" w:semiHidden="1" w:unhideWhenUsed="1"/>
-    <w:lsdException w:name="index 4" w:semiHidden="1" w:unhideWhenUsed="1"/>
-    <w:lsdException w:name="index 5" w:semiHidden="1" w:unhideWhenUsed="1"/>
-    <w:lsdException w:name="index 6" w:semiHidden="1" w:unhideWhenUsed="1"/>
-    <w:lsdException w:name="index 7" w:semiHidden="1" w:unhideWhenUsed="1"/>
-    <w:lsdException w:name="index 8" w:semiHidden="1" w:unhideWhenUsed="1"/>
-    <w:lsdException w:name="index 9" w:semiHidden="1" w:unhideWhenUsed="1"/>
-    <w:lsdException w:name="toc 1" w:semiHidden="1" w:uiPriority="39" w:unhideWhenUsed="1"/>
-    <w:lsdException w:name="toc 2" w:semiHidden="1" w:uiPriority="39" w:unhideWhenUsed="1"/>
-    <w:lsdException w:name="toc 3" w:semiHidden="1" w:uiPriority="39" w:unhideWhenUsed="1"/>
-    <w:lsdException w:name="toc 4" w:semiHidden="1" w:uiPriority="39" w:unhideWhenUsed="1"/>
-    <w:lsdException w:name="toc 5" w:semiHidden="1" w:uiPriority="39" w:unhideWhenUsed="1"/>
-    <w:lsdException w:name="toc 6" w:semiHidden="1" w:uiPriority="39" w:unhideWhenUsed="1"/>
-    <w:lsdException w:name="toc 7" w:semiHidden="1" w:uiPriority="39" w:unhideWhenUsed="1"/>
-    <w:lsdException w:name="toc 8" w:semiHidden="1" w:uiPriority="39" w:unhideWhenUsed="1"/>
-    <w:lsdException w:name="toc 9" w:semiHidden="1" w:uiPriority="39" w:unhideWhenUsed="1"/>
-    <w:lsdException w:name="Normal Indent" w:semiHidden="1" w:unhideWhenUsed="1"/>
-    <w:lsdException w:name="footnote text" w:semiHidden="1" w:unhideWhenUsed="1"/>
-    <w:lsdException w:name="annotation text" w:semiHidden="1" w:unhideWhenUsed="1"/>
-    <w:lsdException w:name="header" w:semiHidden="1" w:unhideWhenUsed="1"/>
-    <w:lsdException w:name="footer" w:semiHidden="1" w:unhideWhenUsed="1"/>
-    <w:lsdException w:name="index heading" w:semiHidden="1" w:unhideWhenUsed="1"/>
-    <w:lsdException w:name="caption" w:semiHidden="1" w:uiPriority="35" w:unhideWhenUsed="1" w:qFormat="1"/>
-    <w:lsdException w:name="table of figures" w:semiHidden="1" w:unhideWhenUsed="1"/>
-    <w:lsdException w:name="envelope address" w:semiHidden="1" w:unhideWhenUsed="1"/>
-    <w:lsdException w:name="envelope return" w:semiHidden="1" w:unhideWhenUsed="1"/>
-    <w:lsdException w:name="footnote reference" w:semiHidden="1" w:unhideWhenUsed="1"/>
-    <w:lsdException w:name="annotation reference" w:semiHidden="1" w:unhideWhenUsed="1"/>
-    <w:lsdException w:name="line number" w:semiHidden="1" w:unhideWhenUsed="1"/>
-    <w:lsdException w:name="page number" w:semiHidden="1" w:unhideWhenUsed="1"/>
-    <w:lsdException w:name="endnote reference" w:semiHidden="1" w:unhideWhenUsed="1"/>
-    <w:lsdException w:name="endnote text" w:semiHidden="1" w:unhideWhenUsed="1"/>
-    <w:lsdException w:name="table of authorities" w:semiHidden="1" w:unhideWhenUsed="1"/>
-    <w:lsdException w:name="macro" w:semiHidden="1" w:unhideWhenUsed="1"/>
-    <w:lsdException w:name="toa heading" w:semiHidden="1" w:unhideWhenUsed="1"/>
-    <w:lsdException w:name="List" w:semiHidden="1" w:unhideWhenUsed="1"/>
-    <w:lsdException w:name="List Bullet" w:semiHidden="1" w:unhideWhenUsed="1"/>
-    <w:lsdException w:name="List Number" w:semiHidden="1" w:unhideWhenUsed="1"/>
-    <w:lsdException w:name="List 2" w:semiHidden="1" w:unhideWhenUsed="1"/>
-    <w:lsdException w:name="List 3" w:semiHidden="1" w:unhideWhenUsed="1"/>
-    <w:lsdException w:name="List 4" w:semiHidden="1" w:unhideWhenUsed="1"/>
-    <w:lsdException w:name="List 5" w:semiHidden="1" w:unhideWhenUsed="1"/>
-    <w:lsdException w:name="List Bullet 2" w:semiHidden="1" w:unhideWhenUsed="1"/>
-    <w:lsdException w:name="List Bullet 3" w:semiHidden="1" w:unhideWhenUsed="1"/>
-    <w:lsdException w:name="List Bullet 4" w:semiHidden="1" w:unhideWhenUsed="1"/>
-    <w:lsdException w:name="List Bullet 5" w:semiHidden="1" w:unhideWhenUsed="1"/>
-    <w:lsdException w:name="List Number 2" w:semiHidden="1" w:unhideWhenUsed="1"/>
-    <w:lsdException w:name="List Number 3" w:semiHidden="1" w:unhideWhenUsed="1"/>
-    <w:lsdException w:name="List Number 4" w:semiHidden="1" w:unhideWhenUsed="1"/>
-    <w:lsdException w:name="List Number 5" w:semiHidden="1" w:unhideWhenUsed="1"/>
-    <w:lsdException w:name="Title" w:uiPriority="10" w:qFormat="1"/>
-    <w:lsdException w:name="Closing" w:semiHidden="1" w:unhideWhenUsed="1"/>
-    <w:lsdException w:name="Signature" w:semiHidden="1" w:unhideWhenUsed="1"/>
-    <w:lsdException w:name="Default Paragraph Font" w:semiHidden="1" w:uiPriority="1" w:unhideWhenUsed="1"/>
-    <w:lsdException w:name="Body Text" w:semiHidden="1" w:unhideWhenUsed="1"/>
-    <w:lsdException w:name="Body Text Indent" w:semiHidden="1" w:unhideWhenUsed="1"/>
-    <w:lsdException w:name="List Continue" w:semiHidden="1" w:unhideWhenUsed="1"/>
-    <w:lsdException w:name="List Continue 2" w:semiHidden="1" w:unhideWhenUsed="1"/>
-    <w:lsdException w:name="List Continue 3" w:semiHidden="1" w:unhideWhenUsed="1"/>
-    <w:lsdException w:name="List Continue 4" w:semiHidden="1" w:unhideWhenUsed="1"/>
-    <w:lsdException w:name="List Continue 5" w:semiHidden="1" w:unhideWhenUsed="1"/>
-    <w:lsdException w:name="Message Header" w:semiHidden="1" w:unhideWhenUsed="1"/>
-    <w:lsdException w:name="Subtitle" w:uiPriority="11" w:qFormat="1"/>
-    <w:lsdException w:name="Salutation" w:semiHidden="1" w:unhideWhenUsed="1"/>
-    <w:lsdException w:name="Date" w:semiHidden="1" w:unhideWhenUsed="1"/>
-    <w:lsdException w:name="Body Text First Indent" w:semiHidden="1" w:unhideWhenUsed="1"/>
-    <w:lsdException w:name="Body Text First Indent 2" w:semiHidden="1" w:unhideWhenUsed="1"/>
-    <w:lsdException w:name="Note Heading" w:semiHidden="1" w:unhideWhenUsed="1"/>
-    <w:lsdException w:name="Body Text 2" w:semiHidden="1" w:unhideWhenUsed="1"/>
-    <w:lsdException w:name="Body Text 3" w:semiHidden="1" w:unhideWhenUsed="1"/>
-    <w:lsdException w:name="Body Text Indent 2" w:semiHidden="1" w:unhideWhenUsed="1"/>
-    <w:lsdException w:name="Body Text Indent 3" w:semiHidden="1" w:unhideWhenUsed="1"/>
-    <w:lsdException w:name="Block Text" w:semiHidden="1" w:unhideWhenUsed="1"/>
-    <w:lsdException w:name="Hyperlink" w:semiHidden="1" w:unhideWhenUsed="1"/>
-    <w:lsdException w:name="FollowedHyperlink" w:semiHidden="1" w:unhideWhenUsed="1"/>
-    <w:lsdException w:name="Strong" w:uiPriority="22" w:qFormat="1"/>
-    <w:lsdException w:name="Emphasis" w:uiPriority="20" w:qFormat="1"/>
-    <w:lsdException w:name="Document Map" w:semiHidden="1" w:unhideWhenUsed="1"/>
-    <w:lsdException w:name="Plain Text" w:semiHidden="1" w:unhideWhenUsed="1"/>
-    <w:lsdException w:name="E-mail Signature" w:semiHidden="1" w:unhideWhenUsed="1"/>
-    <w:lsdException w:name="HTML Top of Form" w:semiHidden="1" w:unhideWhenUsed="1"/>
-    <w:lsdException w:name="HTML Bottom of Form" w:semiHidden="1" w:unhideWhenUsed="1"/>
-    <w:lsdException w:name="Normal (Web)" w:semiHidden="1" w:unhideWhenUsed="1"/>
-    <w:lsdException w:name="HTML Acronym" w:semiHidden="1" w:unhideWhenUsed="1"/>
-    <w:lsdException w:name="HTML Address" w:semiHidden="1" w:unhideWhenUsed="1"/>
-    <w:lsdException w:name="HTML Cite" w:semiHidden="1" w:unhideWhenUsed="1"/>
-    <w:lsdException w:name="HTML Code" w:semiHidden="1" w:unhideWhenUsed="1"/>
-    <w:lsdException w:name="HTML Definition" w:semiHidden="1" w:unhideWhenUsed="1"/>
-    <w:lsdException w:name="HTML Keyboard" w:semiHidden="1" w:unhideWhenUsed="1"/>
-    <w:lsdException w:name="HTML Preformatted" w:semiHidden="1" w:unhideWhenUsed="1"/>
-    <w:lsdException w:name="HTML Sample" w:semiHidden="1" w:unhideWhenUsed="1"/>
-    <w:lsdException w:name="HTML Typewriter" w:semiHidden="1" w:unhideWhenUsed="1"/>
-    <w:lsdException w:name="HTML Variable" w:semiHidden="1" w:unhideWhenUsed="1"/>
-    <w:lsdException w:name="Normal Table" w:semiHidden="1" w:unhideWhenUsed="1"/>
-    <w:lsdException w:name="annotation subject" w:semiHidden="1" w:unhideWhenUsed="1"/>
-    <w:lsdException w:name="No List" w:semiHidden="1" w:unhideWhenUsed="1"/>
-    <w:lsdException w:name="Outline List 1" w:semiHidden="1" w:unhideWhenUsed="1"/>
-    <w:lsdException w:name="Outline List 2" w:semiHidden="1" w:unhideWhenUsed="1"/>
-    <w:lsdException w:name="Outline List 3" w:semiHidden="1" w:unhideWhenUsed="1"/>
-    <w:lsdException w:name="Table Simple 1" w:semiHidden="1" w:unhideWhenUsed="1"/>
-    <w:lsdException w:name="Table Simple 2" w:semiHidden="1" w:unhideWhenUsed="1"/>
-    <w:lsdException w:name="Table Simple 3" w:semiHidden="1" w:unhideWhenUsed="1"/>
-    <w:lsdException w:name="Table Classic 1" w:semiHidden="1" w:unhideWhenUsed="1"/>
-    <w:lsdException w:name="Table Classic 2" w:semiHidden="1" w:unhideWhenUsed="1"/>
-    <w:lsdException w:name="Table Classic 3" w:semiHidden="1" w:unhideWhenUsed="1"/>
-    <w:lsdException w:name="Table Classic 4" w:semiHidden="1" w:unhideWhenUsed="1"/>
-    <w:lsdException w:name="Table Colorful 1" w:semiHidden="1" w:unhideWhenUsed="1"/>
-    <w:lsdException w:name="Table Colorful 2" w:semiHidden="1" w:unhideWhenUsed="1"/>
-    <w:lsdException w:name="Table Colorful 3" w:semiHidden="1" w:unhideWhenUsed="1"/>
-    <w:lsdException w:name="Table Columns 1" w:semiHidden="1" w:unhideWhenUsed="1"/>
-    <w:lsdException w:name="Table Columns 2" w:semiHidden="1" w:unhideWhenUsed="1"/>
-    <w:lsdException w:name="Table Columns 3" w:semiHidden="1" w:unhideWhenUsed="1"/>
-    <w:lsdException w:name="Table Columns 4" w:semiHidden="1" w:unhideWhenUsed="1"/>
-    <w:lsdException w:name="Table Columns 5" w:semiHidden="1" w:unhideWhenUsed="1"/>
-    <w:lsdException w:name="Table Grid 1" w:semiHidden="1" w:unhideWhenUsed="1"/>
-    <w:lsdException w:name="Table Grid 2" w:semiHidden="1" w:unhideWhenUsed="1"/>
-    <w:lsdException w:name="Table Grid 3" w:semiHidden="1" w:unhideWhenUsed="1"/>
-    <w:lsdException w:name="Table Grid 4" w:semiHidden="1" w:unhideWhenUsed="1"/>
-    <w:lsdException w:name="Table Grid 5" w:semiHidden="1" w:unhideWhenUsed="1"/>
-    <w:lsdException w:name="Table Grid 6" w:semiHidden="1" w:unhideWhenUsed="1"/>
-    <w:lsdException w:name="Table Grid 7" w:semiHidden="1" w:unhideWhenUsed="1"/>
-    <w:lsdException w:name="Table Grid 8" w:semiHidden="1" w:unhideWhenUsed="1"/>
-    <w:lsdException w:name="Table List 1" w:semiHidden="1" w:unhideWhenUsed="1"/>
-    <w:lsdException w:name="Table List 2" w:semiHidden="1" w:unhideWhenUsed="1"/>
-    <w:lsdException w:name="Table List 3" w:semiHidden="1" w:unhideWhenUsed="1"/>
-    <w:lsdException w:name="Table List 4" w:semiHidden="1" w:unhideWhenUsed="1"/>
-    <w:lsdException w:name="Table List 5" w:semiHidden="1" w:unhideWhenUsed="1"/>
-    <w:lsdException w:name="Table List 6" w:semiHidden="1" w:unhideWhenUsed="1"/>
-    <w:lsdException w:name="Table List 7" w:semiHidden="1" w:unhideWhenUsed="1"/>
-    <w:lsdException w:name="Table List 8" w:semiHidden="1" w:unhideWhenUsed="1"/>
-    <w:lsdException w:name="Table 3D effects 1" w:semiHidden="1" w:unhideWhenUsed="1"/>
-    <w:lsdException w:name="Table 3D effects 2" w:semiHidden="1" w:unhideWhenUsed="1"/>
-    <w:lsdException w:name="Table 3D effects 3" w:semiHidden="1" w:unhideWhenUsed="1"/>
-    <w:lsdException w:name="Table Contemporary" w:semiHidden="1" w:unhideWhenUsed="1"/>
-    <w:lsdException w:name="Table Elegant" w:semiHidden="1" w:unhideWhenUsed="1"/>
-    <w:lsdException w:name="Table Professional" w:semiHidden="1" w:unhideWhenUsed="1"/>
-    <w:lsdException w:name="Table Subtle 1" w:semiHidden="1" w:unhideWhenUsed="1"/>
-    <w:lsdException w:name="Table Subtle 2" w:semiHidden="1" w:unhideWhenUsed="1"/>
-    <w:lsdException w:name="Table Web 1" w:semiHidden="1" w:unhideWhenUsed="1"/>
-    <w:lsdException w:name="Table Web 2" w:semiHidden="1" w:unhideWhenUsed="1"/>
-    <w:lsdException w:name="Table Web 3" w:semiHidden="1" w:unhideWhenUsed="1"/>
-    <w:lsdException w:name="Balloon Text" w:semiHidden="1" w:unhideWhenUsed="1"/>
-    <w:lsdException w:name="Table Grid" w:uiPriority="39"/>
-    <w:lsdException w:name="Table Theme" w:semiHidden="1" w:unhideWhenUsed="1"/>
-    <w:lsdException w:name="Placeholder Text" w:semiHidden="1"/>
-    <w:lsdException w:name="No Spacing" w:uiPriority="1" w:qFormat="1"/>
-    <w:lsdException w:name="Light Shading" w:uiPriority="60"/>
-    <w:lsdException w:name="Light List" w:uiPriority="61"/>
-    <w:lsdException w:name="Light Grid" w:uiPriority="62"/>
-    <w:lsdException w:name="Medium Shading 1" w:uiPriority="63"/>
-    <w:lsdException w:name="Medium Shading 2" w:uiPriority="64"/>
-    <w:lsdException w:name="Medium List 1" w:uiPriority="65"/>
-    <w:lsdException w:name="Medium List 2" w:uiPriority="66"/>
-    <w:lsdException w:name="Medium Grid 1" w:uiPriority="67"/>
-    <w:lsdException w:name="Medium Grid 2" w:uiPriority="68"/>
-    <w:lsdException w:name="Medium Grid 3" w:uiPriority="69"/>
-    <w:lsdException w:name="Dark List" w:uiPriority="70"/>
-    <w:lsdException w:name="Colorful Shading" w:uiPriority="71"/>
-    <w:lsdException w:name="Colorful List" w:uiPriority="72"/>
-    <w:lsdException w:name="Colorful Grid" w:uiPriority="73"/>
-    <w:lsdException w:name="Light Shading Accent 1" w:uiPriority="60"/>
-    <w:lsdException w:name="Light List Accent 1" w:uiPriority="61"/>
-    <w:lsdException w:name="Light Grid Accent 1" w:uiPriority="62"/>
-    <w:lsdException w:name="Medium Shading 1 Accent 1" w:uiPriority="63"/>
-    <w:lsdException w:name="Medium Shading 2 Accent 1" w:uiPriority="64"/>
-    <w:lsdException w:name="Medium List 1 Accent 1" w:uiPriority="65"/>
-    <w:lsdException w:name="Revision" w:semiHidden="1"/>
-    <w:lsdException w:name="List Paragraph" w:uiPriority="34" w:qFormat="1"/>
-    <w:lsdException w:name="Quote" w:uiPriority="29" w:qFormat="1"/>
-    <w:lsdException w:name="Intense Quote" w:uiPriority="30" w:qFormat="1"/>
-    <w:lsdException w:name="Medium List 2 Accent 1" w:uiPriority="66"/>
-    <w:lsdException w:name="Medium Grid 1 Accent 1" w:uiPriority="67"/>
-    <w:lsdException w:name="Medium Grid 2 Accent 1" w:uiPriority="68"/>
-    <w:lsdException w:name="Medium Grid 3 Accent 1" w:uiPriority="69"/>
-    <w:lsdException w:name="Dark List Accent 1" w:uiPriority="70"/>
-    <w:lsdException w:name="Colorful Shading Accent 1" w:uiPriority="71"/>
-    <w:lsdException w:name="Colorful List Accent 1" w:uiPriority="72"/>
-    <w:lsdException w:name="Colorful Grid Accent 1" w:uiPriority="73"/>
-    <w:lsdException w:name="Light Shading Accent 2" w:uiPriority="60"/>
-    <w:lsdException w:name="Light List Accent 2" w:uiPriority="61"/>
-    <w:lsdException w:name="Light Grid Accent 2" w:uiPriority="62"/>
-    <w:lsdException w:name="Medium Shading 1 Accent 2" w:uiPriority="63"/>
-    <w:lsdException w:name="Medium Shading 2 Accent 2" w:uiPriority="64"/>
-    <w:lsdException w:name="Medium List 1 Accent 2" w:uiPriority="65"/>
-    <w:lsdException w:name="Medium List 2 Accent 2" w:uiPriority="66"/>
-    <w:lsdException w:name="Medium Grid 1 Accent 2" w:uiPriority="67"/>
-    <w:lsdException w:name="Medium Grid 2 Accent 2" w:uiPriority="68"/>
-    <w:lsdException w:name="Medium Grid 3 Accent 2" w:uiPriority="69"/>
-    <w:lsdException w:name="Dark List Accent 2" w:uiPriority="70"/>
-    <w:lsdException w:name="Colorful Shading Accent 2" w:uiPriority="71"/>
-    <w:lsdException w:name="Colorful List Accent 2" w:uiPriority="72"/>
-    <w:lsdException w:name="Colorful Grid Accent 2" w:uiPriority="73"/>
-    <w:lsdException w:name="Light Shading Accent 3" w:uiPriority="60"/>
-    <w:lsdException w:name="Light List Accent 3" w:uiPriority="61"/>
-    <w:lsdException w:name="Light Grid Accent 3" w:uiPriority="62"/>
-    <w:lsdException w:name="Medium Shading 1 Accent 3" w:uiPriority="63"/>
-    <w:lsdException w:name="Medium Shading 2 Accent 3" w:uiPriority="64"/>
-    <w:lsdException w:name="Medium List 1 Accent 3" w:uiPriority="65"/>
-    <w:lsdException w:name="Medium List 2 Accent 3" w:uiPriority="66"/>
-    <w:lsdException w:name="Medium Grid 1 Accent 3" w:uiPriority="67"/>
-    <w:lsdException w:name="Medium Grid 2 Accent 3" w:uiPriority="68"/>
-    <w:lsdException w:name="Medium Grid 3 Accent 3" w:uiPriority="69"/>
-    <w:lsdException w:name="Dark List Accent 3" w:uiPriority="70"/>
-    <w:lsdException w:name="Colorful Shading Accent 3" w:uiPriority="71"/>
-    <w:lsdException w:name="Colorful List Accent 3" w:uiPriority="72"/>
-    <w:lsdException w:name="Colorful Grid Accent 3" w:uiPriority="73"/>
-    <w:lsdException w:name="Light Shading Accent 4" w:uiPriority="60"/>
-    <w:lsdException w:name="Light List Accent 4" w:uiPriority="61"/>
-    <w:lsdException w:name="Light Grid Accent 4" w:uiPriority="62"/>
-    <w:lsdException w:name="Medium Shading 1 Accent 4" w:uiPriority="63"/>
-    <w:lsdException w:name="Medium Shading 2 Accent 4" w:uiPriority="64"/>
-    <w:lsdException w:name="Medium List 1 Accent 4" w:uiPriority="65"/>
-    <w:lsdException w:name="Medium List 2 Accent 4" w:uiPriority="66"/>
-    <w:lsdException w:name="Medium Grid 1 Accent 4" w:uiPriority="67"/>
-    <w:lsdException w:name="Medium Grid 2 Accent 4" w:uiPriority="68"/>
-    <w:lsdException w:name="Medium Grid 3 Accent 4" w:uiPriority="69"/>
-    <w:lsdException w:name="Dark List Accent 4" w:uiPriority="70"/>
-    <w:lsdException w:name="Colorful Shading Accent 4" w:uiPriority="71"/>
-    <w:lsdException w:name="Colorful List Accent 4" w:uiPriority="72"/>
-    <w:lsdException w:name="Colorful Grid Accent 4" w:uiPriority="73"/>
-    <w:lsdException w:name="Light Shading Accent 5" w:uiPriority="60"/>
-    <w:lsdException w:name="Light List Accent 5" w:uiPriority="61"/>
-    <w:lsdException w:name="Light Grid Accent 5" w:uiPriority="62"/>
-    <w:lsdException w:name="Medium Shading 1 Accent 5" w:uiPriority="63"/>
-    <w:lsdException w:name="Medium Shading 2 Accent 5" w:uiPriority="64"/>
-    <w:lsdException w:name="Medium List 1 Accent 5" w:uiPriority="65"/>
-    <w:lsdException w:name="Medium List 2 Accent 5" w:uiPriority="66"/>
-    <w:lsdException w:name="Medium Grid 1 Accent 5" w:uiPriority="67"/>
-    <w:lsdException w:name="Medium Grid 2 Accent 5" w:uiPriority="68"/>
-    <w:lsdException w:name="Medium Grid 3 Accent 5" w:uiPriority="69"/>
-    <w:lsdException w:name="Dark List Accent 5" w:uiPriority="70"/>
-    <w:lsdException w:name="Colorful Shading Accent 5" w:uiPriority="71"/>
-    <w:lsdException w:name="Colorful List Accent 5" w:uiPriority="72"/>
-    <w:lsdException w:name="Colorful Grid Accent 5" w:uiPriority="73"/>
-    <w:lsdException w:name="Light Shading Accent 6" w:uiPriority="60"/>
-    <w:lsdException w:name="Light List Accent 6" w:uiPriority="61"/>
-    <w:lsdException w:name="Light Grid Accent 6" w:uiPriority="62"/>
-    <w:lsdException w:name="Medium Shading 1 Accent 6" w:uiPriority="63"/>
-    <w:lsdException w:name="Medium Shading 2 Accent 6" w:uiPriority="64"/>
-    <w:lsdException w:name="Medium List 1 Accent 6" w:uiPriority="65"/>
-    <w:lsdException w:name="Medium List 2 Accent 6" w:uiPriority="66"/>
-    <w:lsdException w:name="Medium Grid 1 Accent 6" w:uiPriority="67"/>
-    <w:lsdException w:name="Medium Grid 2 Accent 6" w:uiPriority="68"/>
-    <w:lsdException w:name="Medium Grid 3 Accent 6" w:uiPriority="69"/>
-    <w:lsdException w:name="Dark List Accent 6" w:uiPriority="70"/>
-    <w:lsdException w:name="Colorful Shading Accent 6" w:uiPriority="71"/>
-    <w:lsdException w:name="Colorful List Accent 6" w:uiPriority="72"/>
-    <w:lsdException w:name="Colorful Grid Accent 6" w:uiPriority="73"/>
-    <w:lsdException w:name="Subtle Emphasis" w:uiPriority="19" w:qFormat="1"/>
-    <w:lsdException w:name="Intense Emphasis" w:uiPriority="21" w:qFormat="1"/>
-    <w:lsdException w:name="Subtle Reference" w:uiPriority="31" w:qFormat="1"/>
-    <w:lsdException w:name="Intense Reference" w:uiPriority="32" w:qFormat="1"/>
-    <w:lsdException w:name="Book Title" w:uiPriority="33" w:qFormat="1"/>
-    <w:lsdException w:name="Bibliography" w:semiHidden="1" w:uiPriority="37" w:unhideWhenUsed="1"/>
-    <w:lsdException w:name="TOC Heading" w:semiHidden="1" w:uiPriority="39" w:unhideWhenUsed="1" w:qFormat="1"/>
-    <w:lsdException w:name="Plain Table 1" w:uiPriority="41"/>
-    <w:lsdException w:name="Plain Table 2" w:uiPriority="42"/>
-    <w:lsdException w:name="Plain Table 3" w:uiPriority="43"/>
-    <w:lsdException w:name="Plain Table 4" w:uiPriority="44"/>
-    <w:lsdException w:name="Plain Table 5" w:uiPriority="45"/>
-    <w:lsdException w:name="Grid Table Light" w:uiPriority="40"/>
-    <w:lsdException w:name="Grid Table 1 Light" w:uiPriority="46"/>
-    <w:lsdException w:name="Grid Table 2" w:uiPriority="47"/>
-    <w:lsdException w:name="Grid Table 3" w:uiPriority="48"/>
-    <w:lsdException w:name="Grid Table 4" w:uiPriority="49"/>
-    <w:lsdException w:name="Grid Table 5 Dark" w:uiPriority="50"/>
-    <w:lsdException w:name="Grid Table 6 Colorful" w:uiPriority="51"/>
-    <w:lsdException w:name="Grid Table 7 Colorful" w:uiPriority="52"/>
-    <w:lsdException w:name="Grid Table 1 Light Accent 1" w:uiPriority="46"/>
-    <w:lsdException w:name="Grid Table 2 Accent 1" w:uiPriority="47"/>
-    <w:lsdException w:name="Grid Table 3 Accent 1" w:uiPriority="48"/>
-    <w:lsdException w:name="Grid Table 4 Accent 1" w:uiPriority="49"/>
-    <w:lsdException w:name="Grid Table 5 Dark Accent 1" w:uiPriority="50"/>
-    <w:lsdException w:name="Grid Table 6 Colorful Accent 1" w:uiPriority="51"/>
-    <w:lsdException w:name="Grid Table 7 Colorful Accent 1" w:uiPriority="52"/>
-    <w:lsdException w:name="Grid Table 1 Light Accent 2" w:uiPriority="46"/>
-    <w:lsdException w:name="Grid Table 2 Accent 2" w:uiPriority="47"/>
-    <w:lsdException w:name="Grid Table 3 Accent 2" w:uiPriority="48"/>
-    <w:lsdException w:name="Grid Table 4 Accent 2" w:uiPriority="49"/>
-    <w:lsdException w:name="Grid Table 5 Dark Accent 2" w:uiPriority="50"/>
-    <w:lsdException w:name="Grid Table 6 Colorful Accent 2" w:uiPriority="51"/>
-    <w:lsdException w:name="Grid Table 7 Colorful Accent 2" w:uiPriority="52"/>
-    <w:lsdException w:name="Grid Table 1 Light Accent 3" w:uiPriority="46"/>
-    <w:lsdException w:name="Grid Table 2 Accent 3" w:uiPriority="47"/>
-    <w:lsdException w:name="Grid Table 3 Accent 3" w:uiPriority="48"/>
-    <w:lsdException w:name="Grid Table 4 Accent 3" w:uiPriority="49"/>
-    <w:lsdException w:name="Grid Table 5 Dark Accent 3" w:uiPriority="50"/>
-    <w:lsdException w:name="Grid Table 6 Colorful Accent 3" w:uiPriority="51"/>
-    <w:lsdException w:name="Grid Table 7 Colorful Accent 3" w:uiPriority="52"/>
-    <w:lsdException w:name="Grid Table 1 Light Accent 4" w:uiPriority="46"/>
-    <w:lsdException w:name="Grid Table 2 Accent 4" w:uiPriority="47"/>
-    <w:lsdException w:name="Grid Table 3 Accent 4" w:uiPriority="48"/>
-    <w:lsdException w:name="Grid Table 4 Accent 4" w:uiPriority="49"/>
-    <w:lsdException w:name="Grid Table 5 Dark Accent 4" w:uiPriority="50"/>
-    <w:lsdException w:name="Grid Table 6 Colorful Accent 4" w:uiPriority="51"/>
-    <w:lsdException w:name="Grid Table 7 Colorful Accent 4" w:uiPriority="52"/>
-    <w:lsdException w:name="Grid Table 1 Light Accent 5" w:uiPriority="46"/>
-    <w:lsdException w:name="Grid Table 2 Accent 5" w:uiPriority="47"/>
-    <w:lsdException w:name="Grid Table 3 Accent 5" w:uiPriority="48"/>
-    <w:lsdException w:name="Grid Table 4 Accent 5" w:uiPriority="49"/>
-    <w:lsdException w:name="Grid Table 5 Dark Accent 5" w:uiPriority="50"/>
-    <w:lsdException w:name="Grid Table 6 Colorful Accent 5" w:uiPriority="51"/>
-    <w:lsdException w:name="Grid Table 7 Colorful Accent 5" w:uiPriority="52"/>
-    <w:lsdException w:name="Grid Table 1 Light Accent 6" w:uiPriority="46"/>
-    <w:lsdException w:name="Grid Table 2 Accent 6" w:uiPriority="47"/>
-    <w:lsdException w:name="Grid Table 3 Accent 6" w:uiPriority="48"/>
-    <w:lsdException w:name="Grid Table 4 Accent 6" w:uiPriority="49"/>
-    <w:lsdException w:name="Grid Table 5 Dark Accent 6" w:uiPriority="50"/>
-    <w:lsdException w:name="Grid Table 6 Colorful Accent 6" w:uiPriority="51"/>
-    <w:lsdException w:name="Grid Table 7 Colorful Accent 6" w:uiPriority="52"/>
-    <w:lsdException w:name="List Table 1 Light" w:uiPriority="46"/>
-    <w:lsdException w:name="List Table 2" w:uiPriority="47"/>
-    <w:lsdException w:name="List Table 3" w:uiPriority="48"/>
-    <w:lsdException w:name="List Table 4" w:uiPriority="49"/>
-    <w:lsdException w:name="List Table 5 Dark" w:uiPriority="50"/>
-    <w:lsdException w:name="List Table 6 Colorful" w:uiPriority="51"/>
-    <w:lsdException w:name="List Table 7 Colorful" w:uiPriority="52"/>
-    <w:lsdException w:name="List Table 1 Light Accent 1" w:uiPriority="46"/>
-    <w:lsdException w:name="List Table 2 Accent 1" w:uiPriority="47"/>
-    <w:lsdException w:name="List Table 3 Accent 1" w:uiPriority="48"/>
-    <w:lsdException w:name="List Table 4 Accent 1" w:uiPriority="49"/>
-    <w:lsdException w:name="List Table 5 Dark Accent 1" w:uiPriority="50"/>
-    <w:lsdException w:name="List Table 6 Colorful Accent 1" w:uiPriority="51"/>
-    <w:lsdException w:name="List Table 7 Colorful Accent 1" w:uiPriority="52"/>
-    <w:lsdException w:name="List Table 1 Light Accent 2" w:uiPriority="46"/>
-    <w:lsdException w:name="List Table 2 Accent 2" w:uiPriority="47"/>
-    <w:lsdException w:name="List Table 3 Accent 2" w:uiPriority="48"/>
-    <w:lsdException w:name="List Table 4 Accent 2" w:uiPriority="49"/>
-    <w:lsdException w:name="List Table 5 Dark Accent 2" w:uiPriority="50"/>
-    <w:lsdException w:name="List Table 6 Colorful Accent 2" w:uiPriority="51"/>
-    <w:lsdException w:name="List Table 7 Colorful Accent 2" w:uiPriority="52"/>
-    <w:lsdException w:name="List Table 1 Light Accent 3" w:uiPriority="46"/>
-    <w:lsdException w:name="List Table 2 Accent 3" w:uiPriority="47"/>
-    <w:lsdException w:name="List Table 3 Accent 3" w:uiPriority="48"/>
-    <w:lsdException w:name="List Table 4 Accent 3" w:uiPriority="49"/>
-    <w:lsdException w:name="List Table 5 Dark Accent 3" w:uiPriority="50"/>
-    <w:lsdException w:name="List Table 6 Colorful Accent 3" w:uiPriority="51"/>
-    <w:lsdException w:name="List Table 7 Colorful Accent 3" w:uiPriority="52"/>
-    <w:lsdException w:name="List Table 1 Light Accent 4" w:uiPriority="46"/>
-    <w:lsdException w:name="List Table 2 Accent 4" w:uiPriority="47"/>
-    <w:lsdException w:name="List Table 3 Accent 4" w:uiPriority="48"/>
-    <w:lsdException w:name="List Table 4 Accent 4" w:uiPriority="49"/>
-    <w:lsdException w:name="List Table 5 Dark Accent 4" w:uiPriority="50"/>
-    <w:lsdException w:name="List Table 6 Colorful Accent 4" w:uiPriority="51"/>
-    <w:lsdException w:name="List Table 7 Colorful Accent 4" w:uiPriority="52"/>
-    <w:lsdException w:name="List Table 1 Light Accent 5" w:uiPriority="46"/>
-    <w:lsdException w:name="List Table 2 Accent 5" w:uiPriority="47"/>
-    <w:lsdException w:name="List Table 3 Accent 5" w:uiPriority="48"/>
-    <w:lsdException w:name="List Table 4 Accent 5" w:uiPriority="49"/>
-    <w:lsdException w:name="List Table 5 Dark Accent 5" w:uiPriority="50"/>
-    <w:lsdException w:name="List Table 6 Colorful Accent 5" w:uiPriority="51"/>
-    <w:lsdException w:name="List Table 7 Colorful Accent 5" w:uiPriority="52"/>
-    <w:lsdException w:name="List Table 1 Light Accent 6" w:uiPriority="46"/>
-    <w:lsdException w:name="List Table 2 Accent 6" w:uiPriority="47"/>
-    <w:lsdException w:name="List Table 3 Accent 6" w:uiPriority="48"/>
-    <w:lsdException w:name="List Table 4 Accent 6" w:uiPriority="49"/>
-    <w:lsdException w:name="List Table 5 Dark Accent 6" w:uiPriority="50"/>
-    <w:lsdException w:name="List Table 6 Colorful Accent 6" w:uiPriority="51"/>
-    <w:lsdException w:name="List Table 7 Colorful Accent 6" w:uiPriority="52"/>
-  </w:latentStyles>
-  <w:style w:type="paragraph" w:default="1" w:styleId="Normal">
-    <w:name w:val="Normal"/>
-    <w:qFormat/>
-  </w:style>
-  <w:style w:type="character" w:default="1" w:styleId="Fuentedeprrafopredeter">
-    <w:name w:val="Default Paragraph Font"/>
-    <w:uiPriority w:val="1"/>
-    <w:semiHidden/>
-    <w:unhideWhenUsed/>
-  </w:style>
-  <w:style w:type="table" w:default="1" w:styleId="Tablanormal">
-    <w:name w:val="Normal Table"/>
-    <w:uiPriority w:val="99"/>
-    <w:semiHidden/>
-    <w:unhideWhenUsed/>
-    <w:tblPr>
-      <w:tblInd w:w="0" w:type="dxa"/>
-      <w:tblCellMar>
-        <w:top w:w="0" w:type="dxa"/>
-        <w:left w:w="108" w:type="dxa"/>
-        <w:bottom w:w="0" w:type="dxa"/>
-        <w:right w:w="108" w:type="dxa"/>
-      </w:tblCellMar>
-    </w:tblPr>
-  </w:style>
-  <w:style w:type="numbering" w:default="1" w:styleId="Sinlista">
-    <w:name w:val="No List"/>
-    <w:uiPriority w:val="99"/>
-    <w:semiHidden/>
-    <w:unhideWhenUsed/>
-  </w:style>
-</w:styles>
-</file>
-
-<file path=word/glossary/webSettings.xml><?xml version="1.0" encoding="utf-8"?>
-<w:webSettings xmlns:mc="http://schemas.openxmlformats.org/markup-compatibility/2006" xmlns:r="http://schemas.openxmlformats.org/officeDocument/2006/relationships" xmlns:w="http://schemas.openxmlformats.org/wordprocessingml/2006/main" xmlns:w14="http://schemas.microsoft.com/office/word/2010/wordml" xmlns:w15="http://schemas.microsoft.com/office/word/2012/wordml" xmlns:w16se="http://schemas.microsoft.com/office/word/2015/wordml/symex" mc:Ignorable="w14 w15 w16se"/>
 </file>
 
 <file path=word/theme/theme1.xml><?xml version="1.0" encoding="utf-8"?>
@@ -9000,6 +8612,12 @@
 </file>
 
 <file path=customXml/item1.xml><?xml version="1.0" encoding="utf-8"?>
+<p:properties xmlns:p="http://schemas.microsoft.com/office/2006/metadata/properties" xmlns:xsi="http://www.w3.org/2001/XMLSchema-instance" xmlns:pc="http://schemas.microsoft.com/office/infopath/2007/PartnerControls">
+  <documentManagement/>
+</p:properties>
+</file>
+
+<file path=customXml/item2.xml><?xml version="1.0" encoding="utf-8"?>
 <ct:contentTypeSchema xmlns:ct="http://schemas.microsoft.com/office/2006/metadata/contentType" xmlns:ma="http://schemas.microsoft.com/office/2006/metadata/properties/metaAttributes" ct:_="" ma:_="" ma:contentTypeName="Documento" ma:contentTypeID="0x010100E96778489EE7714D8BD12CC105EB918B" ma:contentTypeVersion="2" ma:contentTypeDescription="Crear nuevo documento." ma:contentTypeScope="" ma:versionID="416c5c7ae9b5d54d83875cd3c65194e3">
   <xsd:schema xmlns:xsd="http://www.w3.org/2001/XMLSchema" xmlns:xs="http://www.w3.org/2001/XMLSchema" xmlns:p="http://schemas.microsoft.com/office/2006/metadata/properties" xmlns:ns2="126e8a1c-9ea9-435a-ac89-d06c80d62e30" targetNamespace="http://schemas.microsoft.com/office/2006/metadata/properties" ma:root="true" ma:fieldsID="70a237c842677bd850644f8595079f5e" ns2:_="">
     <xsd:import namespace="126e8a1c-9ea9-435a-ac89-d06c80d62e30"/>
@@ -9131,13 +8749,11 @@
 </ct:contentTypeSchema>
 </file>
 
-<file path=customXml/item2.xml><?xml version="1.0" encoding="utf-8"?>
-<p:properties xmlns:p="http://schemas.microsoft.com/office/2006/metadata/properties" xmlns:xsi="http://www.w3.org/2001/XMLSchema-instance" xmlns:pc="http://schemas.microsoft.com/office/infopath/2007/PartnerControls">
-  <documentManagement/>
-</p:properties>
+<file path=customXml/item3.xml><?xml version="1.0" encoding="utf-8"?>
+<b:Sources xmlns:b="http://schemas.openxmlformats.org/officeDocument/2006/bibliography" xmlns="http://schemas.openxmlformats.org/officeDocument/2006/bibliography" SelectedStyle="\APASixthEditionOfficeOnline.xsl" StyleName="APA" Version="6"/>
 </file>
 
-<file path=customXml/item3.xml><?xml version="1.0" encoding="utf-8"?>
+<file path=customXml/item4.xml><?xml version="1.0" encoding="utf-8"?>
 <?mso-contentType ?>
 <FormTemplates xmlns="http://schemas.microsoft.com/sharepoint/v3/contenttype/forms">
   <Display>DocumentLibraryForm</Display>
@@ -9146,11 +8762,16 @@
 </FormTemplates>
 </file>
 
-<file path=customXml/item4.xml><?xml version="1.0" encoding="utf-8"?>
-<b:Sources xmlns:b="http://schemas.openxmlformats.org/officeDocument/2006/bibliography" xmlns="http://schemas.openxmlformats.org/officeDocument/2006/bibliography" SelectedStyle="\APASixthEditionOfficeOnline.xsl" StyleName="APA" Version="6"/>
+<file path=customXml/itemProps1.xml><?xml version="1.0" encoding="utf-8"?>
+<ds:datastoreItem xmlns:ds="http://schemas.openxmlformats.org/officeDocument/2006/customXml" ds:itemID="{5F1783E3-BA1C-4CA3-8E32-C9B378BBED03}">
+  <ds:schemaRefs>
+    <ds:schemaRef ds:uri="http://schemas.microsoft.com/office/2006/metadata/properties"/>
+    <ds:schemaRef ds:uri="http://schemas.microsoft.com/office/infopath/2007/PartnerControls"/>
+  </ds:schemaRefs>
+</ds:datastoreItem>
 </file>
 
-<file path=customXml/itemProps1.xml><?xml version="1.0" encoding="utf-8"?>
+<file path=customXml/itemProps2.xml><?xml version="1.0" encoding="utf-8"?>
 <ds:datastoreItem xmlns:ds="http://schemas.openxmlformats.org/officeDocument/2006/customXml" ds:itemID="{DF0582E6-0C2C-40A6-8E3D-E410E41021C1}">
   <ds:schemaRefs>
     <ds:schemaRef ds:uri="http://schemas.microsoft.com/office/2006/metadata/contentType"/>
@@ -9168,34 +8789,18 @@
 </ds:datastoreItem>
 </file>
 
-<file path=customXml/itemProps2.xml><?xml version="1.0" encoding="utf-8"?>
-<ds:datastoreItem xmlns:ds="http://schemas.openxmlformats.org/officeDocument/2006/customXml" ds:itemID="{5F1783E3-BA1C-4CA3-8E32-C9B378BBED03}">
+<file path=customXml/itemProps3.xml><?xml version="1.0" encoding="utf-8"?>
+<ds:datastoreItem xmlns:ds="http://schemas.openxmlformats.org/officeDocument/2006/customXml" ds:itemID="{FBD61725-A60E-40F3-AB5D-0E7F797DD77D}">
   <ds:schemaRefs>
-    <ds:schemaRef ds:uri="http://schemas.openxmlformats.org/package/2006/metadata/core-properties"/>
-    <ds:schemaRef ds:uri="http://schemas.microsoft.com/office/infopath/2007/PartnerControls"/>
-    <ds:schemaRef ds:uri="http://purl.org/dc/elements/1.1/"/>
-    <ds:schemaRef ds:uri="http://schemas.microsoft.com/office/2006/documentManagement/types"/>
-    <ds:schemaRef ds:uri="http://schemas.microsoft.com/office/2006/metadata/properties"/>
-    <ds:schemaRef ds:uri="126e8a1c-9ea9-435a-ac89-d06c80d62e30"/>
-    <ds:schemaRef ds:uri="http://purl.org/dc/terms/"/>
-    <ds:schemaRef ds:uri="http://purl.org/dc/dcmitype/"/>
-    <ds:schemaRef ds:uri="http://www.w3.org/XML/1998/namespace"/>
+    <ds:schemaRef ds:uri="http://schemas.openxmlformats.org/officeDocument/2006/bibliography"/>
   </ds:schemaRefs>
 </ds:datastoreItem>
 </file>
 
-<file path=customXml/itemProps3.xml><?xml version="1.0" encoding="utf-8"?>
+<file path=customXml/itemProps4.xml><?xml version="1.0" encoding="utf-8"?>
 <ds:datastoreItem xmlns:ds="http://schemas.openxmlformats.org/officeDocument/2006/customXml" ds:itemID="{DABAA964-10BA-4DBC-ABF2-CDEAC0FAF7AA}">
   <ds:schemaRefs>
     <ds:schemaRef ds:uri="http://schemas.microsoft.com/sharepoint/v3/contenttype/forms"/>
   </ds:schemaRefs>
 </ds:datastoreItem>
-</file>
-
-<file path=customXml/itemProps4.xml><?xml version="1.0" encoding="utf-8"?>
-<ds:datastoreItem xmlns:ds="http://schemas.openxmlformats.org/officeDocument/2006/customXml" ds:itemID="{FBD61725-A60E-40F3-AB5D-0E7F797DD77D}">
-  <ds:schemaRefs>
-    <ds:schemaRef ds:uri="http://schemas.openxmlformats.org/officeDocument/2006/bibliography"/>
-  </ds:schemaRefs>
-</ds:datastoreItem>
 </file>